--- a/Note_Methodo.docx
+++ b/Note_Methodo.docx
@@ -308,15 +308,7 @@
           <w:iCs/>
           <w:lang w:val="fr-FR"/>
         </w:rPr>
-        <w:t xml:space="preserve">L’algorithme vise à </w:t>
-      </w:r>
-      <w:r>
-        <w:rPr>
-          <w:rFonts w:ascii="Inter" w:eastAsia="Inter" w:hAnsi="Inter" w:cs="Inter"/>
-          <w:iCs/>
-          <w:lang w:val="fr-FR"/>
-        </w:rPr>
-        <w:t>effectuer une tâche de classification</w:t>
+        <w:t>L’algorithme vise à effectuer une tâche de classification</w:t>
       </w:r>
       <w:r>
         <w:rPr>
@@ -340,25 +332,7 @@
           <w:iCs/>
           <w:lang w:val="fr-FR"/>
         </w:rPr>
-        <w:t xml:space="preserve">(dans l’application de cet </w:t>
-      </w:r>
-      <w:proofErr w:type="gramStart"/>
-      <w:r>
-        <w:rPr>
-          <w:rFonts w:ascii="Inter" w:eastAsia="Inter" w:hAnsi="Inter" w:cs="Inter"/>
-          <w:iCs/>
-          <w:lang w:val="fr-FR"/>
-        </w:rPr>
-        <w:t>article:</w:t>
-      </w:r>
-      <w:proofErr w:type="gramEnd"/>
-      <w:r>
-        <w:rPr>
-          <w:rFonts w:ascii="Inter" w:eastAsia="Inter" w:hAnsi="Inter" w:cs="Inter"/>
-          <w:iCs/>
-          <w:lang w:val="fr-FR"/>
-        </w:rPr>
-        <w:t xml:space="preserve"> déterminer si un document est pertinent pour une requête, </w:t>
+        <w:t xml:space="preserve">(dans l’application de cet article: déterminer si un document est pertinent pour une requête, </w:t>
       </w:r>
       <w:r>
         <w:rPr>
@@ -453,23 +427,7 @@
           <w:iCs/>
           <w:lang w:val="fr-FR"/>
         </w:rPr>
-        <w:t>TF-IDF, qui mesure l’importance des mots</w:t>
-      </w:r>
-      <w:r>
-        <w:rPr>
-          <w:rFonts w:ascii="Inter" w:eastAsia="Inter" w:hAnsi="Inter" w:cs="Inter"/>
-          <w:iCs/>
-          <w:lang w:val="fr-FR"/>
-        </w:rPr>
-        <w:t xml:space="preserve"> selon leur fréquence d’apparition</w:t>
-      </w:r>
-      <w:r>
-        <w:rPr>
-          <w:rFonts w:ascii="Inter" w:eastAsia="Inter" w:hAnsi="Inter" w:cs="Inter"/>
-          <w:iCs/>
-          <w:lang w:val="fr-FR"/>
-        </w:rPr>
-        <w:t xml:space="preserve"> ;</w:t>
+        <w:t>TF-IDF, qui mesure l’importance des mots selon leur fréquence d’apparition ;</w:t>
       </w:r>
     </w:p>
     <w:p>
@@ -595,25 +553,7 @@
           <w:lang w:val="fr-FR"/>
         </w:rPr>
         <w:lastRenderedPageBreak/>
-        <w:t xml:space="preserve">(vecteurs de même dimensions grâce à la réduction de dimension effectuée) sont ensuite sommés de </w:t>
-      </w:r>
-      <w:proofErr w:type="gramStart"/>
-      <w:r>
-        <w:rPr>
-          <w:rFonts w:ascii="Inter" w:eastAsia="Inter" w:hAnsi="Inter" w:cs="Inter"/>
-          <w:iCs/>
-          <w:lang w:val="fr-FR"/>
-        </w:rPr>
-        <w:t>manière pondérés</w:t>
-      </w:r>
-      <w:proofErr w:type="gramEnd"/>
-      <w:r>
-        <w:rPr>
-          <w:rFonts w:ascii="Inter" w:eastAsia="Inter" w:hAnsi="Inter" w:cs="Inter"/>
-          <w:iCs/>
-          <w:lang w:val="fr-FR"/>
-        </w:rPr>
-        <w:t> : un poids de 0,9 pour SBERT et 0,1 pour TF-IDF.</w:t>
+        <w:t>(vecteurs de même dimensions grâce à la réduction de dimension effectuée) sont ensuite sommés de manière pondérés : un poids de 0,9 pour SBERT et 0,1 pour TF-IDF.</w:t>
       </w:r>
     </w:p>
     <w:p>
@@ -668,23 +608,13 @@
           <w:lang w:val="fr-FR"/>
         </w:rPr>
       </w:pPr>
-      <w:proofErr w:type="gramStart"/>
-      <w:r>
-        <w:rPr>
-          <w:rFonts w:ascii="Inter" w:eastAsia="Inter" w:hAnsi="Inter" w:cs="Inter"/>
-          <w:iCs/>
-          <w:lang w:val="fr-FR"/>
-        </w:rPr>
-        <w:t>une</w:t>
-      </w:r>
-      <w:proofErr w:type="gramEnd"/>
-      <w:r>
-        <w:rPr>
-          <w:rFonts w:ascii="Inter" w:eastAsia="Inter" w:hAnsi="Inter" w:cs="Inter"/>
-          <w:iCs/>
-          <w:lang w:val="fr-FR"/>
-        </w:rPr>
-        <w:t xml:space="preserve"> couche dense de 256 neurones, avec activation </w:t>
+      <w:r>
+        <w:rPr>
+          <w:rFonts w:ascii="Inter" w:eastAsia="Inter" w:hAnsi="Inter" w:cs="Inter"/>
+          <w:iCs/>
+          <w:lang w:val="fr-FR"/>
+        </w:rPr>
+        <w:t xml:space="preserve">une couche dense de 256 neurones, avec activation </w:t>
       </w:r>
       <w:proofErr w:type="spellStart"/>
       <w:r>
@@ -712,23 +642,13 @@
           <w:lang w:val="fr-FR"/>
         </w:rPr>
       </w:pPr>
-      <w:proofErr w:type="gramStart"/>
-      <w:r>
-        <w:rPr>
-          <w:rFonts w:ascii="Inter" w:eastAsia="Inter" w:hAnsi="Inter" w:cs="Inter"/>
-          <w:iCs/>
-          <w:lang w:val="fr-FR"/>
-        </w:rPr>
-        <w:t>une</w:t>
-      </w:r>
-      <w:proofErr w:type="gramEnd"/>
-      <w:r>
-        <w:rPr>
-          <w:rFonts w:ascii="Inter" w:eastAsia="Inter" w:hAnsi="Inter" w:cs="Inter"/>
-          <w:iCs/>
-          <w:lang w:val="fr-FR"/>
-        </w:rPr>
-        <w:t xml:space="preserve"> couche de dropout à 30 %, destinée à limiter le surapprentissage</w:t>
+      <w:r>
+        <w:rPr>
+          <w:rFonts w:ascii="Inter" w:eastAsia="Inter" w:hAnsi="Inter" w:cs="Inter"/>
+          <w:iCs/>
+          <w:lang w:val="fr-FR"/>
+        </w:rPr>
+        <w:t>une couche de dropout à 30 %, destinée à limiter le surapprentissage</w:t>
       </w:r>
     </w:p>
     <w:p>
@@ -746,23 +666,13 @@
           <w:lang w:val="fr-FR"/>
         </w:rPr>
       </w:pPr>
-      <w:proofErr w:type="gramStart"/>
-      <w:r>
-        <w:rPr>
-          <w:rFonts w:ascii="Inter" w:eastAsia="Inter" w:hAnsi="Inter" w:cs="Inter"/>
-          <w:iCs/>
-          <w:lang w:val="fr-FR"/>
-        </w:rPr>
-        <w:t>une</w:t>
-      </w:r>
-      <w:proofErr w:type="gramEnd"/>
-      <w:r>
-        <w:rPr>
-          <w:rFonts w:ascii="Inter" w:eastAsia="Inter" w:hAnsi="Inter" w:cs="Inter"/>
-          <w:iCs/>
-          <w:lang w:val="fr-FR"/>
-        </w:rPr>
-        <w:t xml:space="preserve"> couche dense de 64 neurones, avec activation </w:t>
+      <w:r>
+        <w:rPr>
+          <w:rFonts w:ascii="Inter" w:eastAsia="Inter" w:hAnsi="Inter" w:cs="Inter"/>
+          <w:iCs/>
+          <w:lang w:val="fr-FR"/>
+        </w:rPr>
+        <w:t xml:space="preserve">une couche dense de 64 neurones, avec activation </w:t>
       </w:r>
       <w:proofErr w:type="spellStart"/>
       <w:r>
@@ -790,23 +700,13 @@
           <w:lang w:val="fr-FR"/>
         </w:rPr>
       </w:pPr>
-      <w:proofErr w:type="gramStart"/>
-      <w:r>
-        <w:rPr>
-          <w:rFonts w:ascii="Inter" w:eastAsia="Inter" w:hAnsi="Inter" w:cs="Inter"/>
-          <w:iCs/>
-          <w:lang w:val="fr-FR"/>
-        </w:rPr>
-        <w:t>une</w:t>
-      </w:r>
-      <w:proofErr w:type="gramEnd"/>
-      <w:r>
-        <w:rPr>
-          <w:rFonts w:ascii="Inter" w:eastAsia="Inter" w:hAnsi="Inter" w:cs="Inter"/>
-          <w:iCs/>
-          <w:lang w:val="fr-FR"/>
-        </w:rPr>
-        <w:t xml:space="preserve"> couche de sortie à un neurone, avec activation sigmoïde</w:t>
+      <w:r>
+        <w:rPr>
+          <w:rFonts w:ascii="Inter" w:eastAsia="Inter" w:hAnsi="Inter" w:cs="Inter"/>
+          <w:iCs/>
+          <w:lang w:val="fr-FR"/>
+        </w:rPr>
+        <w:t>une couche de sortie à un neurone, avec activation sigmoïde</w:t>
       </w:r>
       <w:r>
         <w:rPr>
@@ -827,23 +727,13 @@
           <w:lang w:val="fr-FR"/>
         </w:rPr>
       </w:pPr>
-      <w:proofErr w:type="gramStart"/>
-      <w:r>
-        <w:rPr>
-          <w:rFonts w:ascii="Inter" w:eastAsia="Inter" w:hAnsi="Inter" w:cs="Inter"/>
-          <w:iCs/>
-          <w:lang w:val="fr-FR"/>
-        </w:rPr>
-        <w:t>qui</w:t>
-      </w:r>
-      <w:proofErr w:type="gramEnd"/>
-      <w:r>
-        <w:rPr>
-          <w:rFonts w:ascii="Inter" w:eastAsia="Inter" w:hAnsi="Inter" w:cs="Inter"/>
-          <w:iCs/>
-          <w:lang w:val="fr-FR"/>
-        </w:rPr>
-        <w:t xml:space="preserve"> joue donc le rôle de classificateur binaire.</w:t>
+      <w:r>
+        <w:rPr>
+          <w:rFonts w:ascii="Inter" w:eastAsia="Inter" w:hAnsi="Inter" w:cs="Inter"/>
+          <w:iCs/>
+          <w:lang w:val="fr-FR"/>
+        </w:rPr>
+        <w:t>qui joue donc le rôle de classificateur binaire.</w:t>
       </w:r>
     </w:p>
     <w:p>
@@ -881,17 +771,8 @@
           <w:rFonts w:ascii="Inter" w:eastAsia="Inter" w:hAnsi="Inter" w:cs="Inter"/>
           <w:iCs/>
         </w:rPr>
-        <w:t xml:space="preserve">Contrairement à ce qui est fait dans l’article, et parce que le nature de notre jeu de données est un peu </w:t>
-      </w:r>
-      <w:proofErr w:type="gramStart"/>
-      <w:r>
-        <w:rPr>
-          <w:rFonts w:ascii="Inter" w:eastAsia="Inter" w:hAnsi="Inter" w:cs="Inter"/>
-          <w:iCs/>
-        </w:rPr>
-        <w:t>différente</w:t>
-      </w:r>
-      <w:proofErr w:type="gramEnd"/>
+        <w:t>Contrairement à ce qui est fait dans l’article, et parce que le nature de notre jeu de données est un peu différente</w:t>
+      </w:r>
       <w:r>
         <w:rPr>
           <w:rFonts w:ascii="Inter" w:eastAsia="Inter" w:hAnsi="Inter" w:cs="Inter"/>
@@ -904,14 +785,7 @@
           <w:rFonts w:ascii="Inter" w:eastAsia="Inter" w:hAnsi="Inter" w:cs="Inter"/>
           <w:iCs/>
         </w:rPr>
-        <w:t xml:space="preserve">, nous ne travaillons pas sur une classification binaire : </w:t>
-      </w:r>
-      <w:r>
-        <w:rPr>
-          <w:rFonts w:ascii="Inter" w:eastAsia="Inter" w:hAnsi="Inter" w:cs="Inter"/>
-          <w:iCs/>
-        </w:rPr>
-        <w:t xml:space="preserve">nos </w:t>
+        <w:t xml:space="preserve">, nous ne travaillons pas sur une classification binaire : nos </w:t>
       </w:r>
       <w:proofErr w:type="spellStart"/>
       <w:r>
@@ -927,28 +801,7 @@
           <w:rFonts w:ascii="Inter" w:eastAsia="Inter" w:hAnsi="Inter" w:cs="Inter"/>
           <w:iCs/>
         </w:rPr>
-        <w:t xml:space="preserve"> </w:t>
-      </w:r>
-      <w:r>
-        <w:rPr>
-          <w:rFonts w:ascii="Inter" w:eastAsia="Inter" w:hAnsi="Inter" w:cs="Inter"/>
-          <w:iCs/>
-        </w:rPr>
-        <w:t>seront les noms/descriptions des produits</w:t>
-      </w:r>
-      <w:r>
-        <w:rPr>
-          <w:rFonts w:ascii="Inter" w:eastAsia="Inter" w:hAnsi="Inter" w:cs="Inter"/>
-          <w:iCs/>
-        </w:rPr>
-        <w:t xml:space="preserve"> </w:t>
-      </w:r>
-      <w:r>
-        <w:rPr>
-          <w:rFonts w:ascii="Inter" w:eastAsia="Inter" w:hAnsi="Inter" w:cs="Inter"/>
-          <w:iCs/>
-        </w:rPr>
-        <w:t xml:space="preserve">et nos classes seront </w:t>
+        <w:t xml:space="preserve"> seront les noms/descriptions des produits et nos classes seront </w:t>
       </w:r>
       <w:r>
         <w:rPr>
@@ -1045,21 +898,12 @@
           <w:iCs/>
         </w:rPr>
       </w:pPr>
-      <w:proofErr w:type="gramStart"/>
-      <w:r>
-        <w:rPr>
-          <w:rFonts w:ascii="Inter" w:eastAsia="Inter" w:hAnsi="Inter" w:cs="Inter"/>
-          <w:iCs/>
-        </w:rPr>
-        <w:t>concaténation</w:t>
-      </w:r>
-      <w:proofErr w:type="gramEnd"/>
-      <w:r>
-        <w:rPr>
-          <w:rFonts w:ascii="Inter" w:eastAsia="Inter" w:hAnsi="Inter" w:cs="Inter"/>
-          <w:iCs/>
-        </w:rPr>
-        <w:t xml:space="preserve"> des noms et descriptions produit</w:t>
+      <w:r>
+        <w:rPr>
+          <w:rFonts w:ascii="Inter" w:eastAsia="Inter" w:hAnsi="Inter" w:cs="Inter"/>
+          <w:iCs/>
+        </w:rPr>
+        <w:t>concaténation des noms et descriptions produit</w:t>
       </w:r>
       <w:r>
         <w:rPr>
@@ -1090,21 +934,12 @@
           <w:iCs/>
         </w:rPr>
       </w:pPr>
-      <w:proofErr w:type="gramStart"/>
-      <w:r>
-        <w:rPr>
-          <w:rFonts w:ascii="Inter" w:eastAsia="Inter" w:hAnsi="Inter" w:cs="Inter"/>
-          <w:iCs/>
-        </w:rPr>
-        <w:t>mise</w:t>
-      </w:r>
-      <w:proofErr w:type="gramEnd"/>
-      <w:r>
-        <w:rPr>
-          <w:rFonts w:ascii="Inter" w:eastAsia="Inter" w:hAnsi="Inter" w:cs="Inter"/>
-          <w:iCs/>
-        </w:rPr>
-        <w:t xml:space="preserve"> en minuscule et suppression de la ponctuation dans les descriptions.</w:t>
+      <w:r>
+        <w:rPr>
+          <w:rFonts w:ascii="Inter" w:eastAsia="Inter" w:hAnsi="Inter" w:cs="Inter"/>
+          <w:iCs/>
+        </w:rPr>
+        <w:t>mise en minuscule et suppression de la ponctuation dans les descriptions.</w:t>
       </w:r>
     </w:p>
     <w:p>
@@ -1384,43 +1219,7 @@
           <w:iCs/>
           <w:lang w:val="fr-FR"/>
         </w:rPr>
-        <w:t xml:space="preserve"> (=</w:t>
-      </w:r>
-      <w:proofErr w:type="gramStart"/>
-      <w:r>
-        <w:rPr>
-          <w:rFonts w:ascii="Inter" w:eastAsia="Inter" w:hAnsi="Inter" w:cs="Inter"/>
-          <w:iCs/>
-          <w:lang w:val="fr-FR"/>
-        </w:rPr>
-        <w:t>#{</w:t>
-      </w:r>
-      <w:proofErr w:type="gramEnd"/>
-      <w:r>
-        <w:rPr>
-          <w:rFonts w:ascii="Inter" w:eastAsia="Inter" w:hAnsi="Inter" w:cs="Inter"/>
-          <w:iCs/>
-          <w:lang w:val="fr-FR"/>
-        </w:rPr>
-        <w:t xml:space="preserve">classification </w:t>
-      </w:r>
-      <w:proofErr w:type="gramStart"/>
-      <w:r>
-        <w:rPr>
-          <w:rFonts w:ascii="Inter" w:eastAsia="Inter" w:hAnsi="Inter" w:cs="Inter"/>
-          <w:iCs/>
-          <w:lang w:val="fr-FR"/>
-        </w:rPr>
-        <w:t>correcte}/</w:t>
-      </w:r>
-      <w:proofErr w:type="gramEnd"/>
-      <w:r>
-        <w:rPr>
-          <w:rFonts w:ascii="Inter" w:eastAsia="Inter" w:hAnsi="Inter" w:cs="Inter"/>
-          <w:iCs/>
-          <w:lang w:val="fr-FR"/>
-        </w:rPr>
-        <w:t>#{classification}).</w:t>
+        <w:t xml:space="preserve"> (=#{classification correcte}/#{classification}).</w:t>
       </w:r>
     </w:p>
     <w:p>
@@ -1475,20 +1274,13 @@
           <w:noProof/>
           <w:sz w:val="32"/>
           <w:szCs w:val="32"/>
+          <w:lang w:val="fr-FR"/>
         </w:rPr>
         <w:drawing>
-          <wp:anchor distT="0" distB="0" distL="114300" distR="114300" simplePos="0" relativeHeight="251658240" behindDoc="0" locked="0" layoutInCell="1" allowOverlap="1" wp14:anchorId="19668265" wp14:editId="70B541D2">
-            <wp:simplePos x="0" y="0"/>
-            <wp:positionH relativeFrom="margin">
-              <wp:align>left</wp:align>
-            </wp:positionH>
-            <wp:positionV relativeFrom="paragraph">
-              <wp:posOffset>583235</wp:posOffset>
-            </wp:positionV>
-            <wp:extent cx="4253865" cy="4862830"/>
-            <wp:effectExtent l="0" t="0" r="0" b="0"/>
-            <wp:wrapTopAndBottom/>
-            <wp:docPr id="1887916940" name="Image 3"/>
+          <wp:inline distT="0" distB="0" distL="0" distR="0" wp14:anchorId="2CC85208" wp14:editId="1BFFBE9F">
+            <wp:extent cx="5732780" cy="6692265"/>
+            <wp:effectExtent l="0" t="0" r="1270" b="0"/>
+            <wp:docPr id="1760924228" name="Image 5"/>
             <wp:cNvGraphicFramePr>
               <a:graphicFrameLocks xmlns:a="http://schemas.openxmlformats.org/drawingml/2006/main" noChangeAspect="1"/>
             </wp:cNvGraphicFramePr>
@@ -1496,7 +1288,7 @@
               <a:graphicData uri="http://schemas.openxmlformats.org/drawingml/2006/picture">
                 <pic:pic xmlns:pic="http://schemas.openxmlformats.org/drawingml/2006/picture">
                   <pic:nvPicPr>
-                    <pic:cNvPr id="0" name="Picture 3"/>
+                    <pic:cNvPr id="0" name="Picture 5"/>
                     <pic:cNvPicPr>
                       <a:picLocks noChangeAspect="1" noChangeArrowheads="1"/>
                     </pic:cNvPicPr>
@@ -1517,7 +1309,329 @@
                   <pic:spPr bwMode="auto">
                     <a:xfrm>
                       <a:off x="0" y="0"/>
-                      <a:ext cx="4253865" cy="4862830"/>
+                      <a:ext cx="5732780" cy="6692265"/>
+                    </a:xfrm>
+                    <a:prstGeom prst="rect">
+                      <a:avLst/>
+                    </a:prstGeom>
+                    <a:noFill/>
+                    <a:ln>
+                      <a:noFill/>
+                    </a:ln>
+                  </pic:spPr>
+                </pic:pic>
+              </a:graphicData>
+            </a:graphic>
+          </wp:inline>
+        </w:drawing>
+      </w:r>
+    </w:p>
+    <w:p>
+      <w:pPr>
+        <w:pBdr>
+          <w:top w:val="nil"/>
+          <w:left w:val="nil"/>
+          <w:bottom w:val="nil"/>
+          <w:right w:val="nil"/>
+          <w:between w:val="nil"/>
+        </w:pBdr>
+        <w:shd w:val="clear" w:color="auto" w:fill="FFFFFF"/>
+        <w:spacing w:before="240" w:after="240"/>
+        <w:rPr>
+          <w:rFonts w:ascii="Inter" w:eastAsia="Inter" w:hAnsi="Inter" w:cs="Inter"/>
+          <w:iCs/>
+        </w:rPr>
+      </w:pPr>
+      <w:r>
+        <w:rPr>
+          <w:rFonts w:ascii="Inter" w:eastAsia="Inter" w:hAnsi="Inter" w:cs="Inter"/>
+          <w:iCs/>
+        </w:rPr>
+        <w:t>Les résultats obtenus sont meilleurs qu’avec des méthodes plus élémentaires, notamment qu’un simple BERT + SVM (</w:t>
+      </w:r>
+      <w:proofErr w:type="spellStart"/>
+      <w:r>
+        <w:rPr>
+          <w:rFonts w:ascii="Inter" w:eastAsia="Inter" w:hAnsi="Inter" w:cs="Inter"/>
+          <w:iCs/>
+        </w:rPr>
+        <w:t>accuracy</w:t>
+      </w:r>
+      <w:proofErr w:type="spellEnd"/>
+      <w:r>
+        <w:rPr>
+          <w:rFonts w:ascii="Inter" w:eastAsia="Inter" w:hAnsi="Inter" w:cs="Inter"/>
+          <w:iCs/>
+        </w:rPr>
+        <w:t xml:space="preserve"> de 0,913),</w:t>
+      </w:r>
+      <w:r>
+        <w:rPr>
+          <w:rFonts w:ascii="Inter" w:eastAsia="Inter" w:hAnsi="Inter" w:cs="Inter"/>
+          <w:iCs/>
+        </w:rPr>
+        <w:t xml:space="preserve"> </w:t>
+      </w:r>
+      <w:proofErr w:type="spellStart"/>
+      <w:r>
+        <w:rPr>
+          <w:rFonts w:ascii="Inter" w:eastAsia="Inter" w:hAnsi="Inter" w:cs="Inter"/>
+          <w:iCs/>
+        </w:rPr>
+        <w:t>c</w:t>
+      </w:r>
+      <w:r>
+        <w:rPr>
+          <w:rFonts w:ascii="Inter" w:eastAsia="Inter" w:hAnsi="Inter" w:cs="Inter"/>
+          <w:iCs/>
+        </w:rPr>
+        <w:t>f</w:t>
+      </w:r>
+      <w:proofErr w:type="spellEnd"/>
+      <w:r>
+        <w:rPr>
+          <w:rFonts w:ascii="Inter" w:eastAsia="Inter" w:hAnsi="Inter" w:cs="Inter"/>
+          <w:iCs/>
+        </w:rPr>
+        <w:t xml:space="preserve"> paragraphes suivants pour d’autres comparaisons</w:t>
+      </w:r>
+      <w:r>
+        <w:rPr>
+          <w:rFonts w:ascii="Inter" w:eastAsia="Inter" w:hAnsi="Inter" w:cs="Inter"/>
+          <w:iCs/>
+        </w:rPr>
+        <w:t>.</w:t>
+      </w:r>
+    </w:p>
+    <w:p>
+      <w:pPr>
+        <w:pBdr>
+          <w:top w:val="nil"/>
+          <w:left w:val="nil"/>
+          <w:bottom w:val="nil"/>
+          <w:right w:val="nil"/>
+          <w:between w:val="nil"/>
+        </w:pBdr>
+        <w:shd w:val="clear" w:color="auto" w:fill="FFFFFF"/>
+        <w:spacing w:before="240" w:after="240"/>
+        <w:rPr>
+          <w:rFonts w:ascii="Inter" w:eastAsia="Inter" w:hAnsi="Inter" w:cs="Inter"/>
+          <w:iCs/>
+        </w:rPr>
+      </w:pPr>
+      <w:r>
+        <w:rPr>
+          <w:rFonts w:ascii="Inter" w:eastAsia="Inter" w:hAnsi="Inter" w:cs="Inter"/>
+          <w:iCs/>
+        </w:rPr>
+        <w:lastRenderedPageBreak/>
+        <w:t>C</w:t>
+      </w:r>
+      <w:r>
+        <w:rPr>
+          <w:rFonts w:ascii="Inter" w:eastAsia="Inter" w:hAnsi="Inter" w:cs="Inter"/>
+          <w:iCs/>
+        </w:rPr>
+        <w:t xml:space="preserve">ependant la différence </w:t>
+      </w:r>
+      <w:r>
+        <w:rPr>
+          <w:rFonts w:ascii="Inter" w:eastAsia="Inter" w:hAnsi="Inter" w:cs="Inter"/>
+          <w:iCs/>
+        </w:rPr>
+        <w:t xml:space="preserve">de performance </w:t>
+      </w:r>
+      <w:r>
+        <w:rPr>
+          <w:rFonts w:ascii="Inter" w:eastAsia="Inter" w:hAnsi="Inter" w:cs="Inter"/>
+          <w:iCs/>
+        </w:rPr>
+        <w:t>sur</w:t>
+      </w:r>
+      <w:r>
+        <w:rPr>
+          <w:rFonts w:ascii="Inter" w:eastAsia="Inter" w:hAnsi="Inter" w:cs="Inter"/>
+          <w:iCs/>
+        </w:rPr>
+        <w:t xml:space="preserve"> ce</w:t>
+      </w:r>
+      <w:r>
+        <w:rPr>
+          <w:rFonts w:ascii="Inter" w:eastAsia="Inter" w:hAnsi="Inter" w:cs="Inter"/>
+          <w:iCs/>
+        </w:rPr>
+        <w:t xml:space="preserve"> jeu de données paraît négligeable face à la différence de complexité entre les algorithmes.</w:t>
+      </w:r>
+      <w:r>
+        <w:rPr>
+          <w:rFonts w:ascii="Inter" w:eastAsia="Inter" w:hAnsi="Inter" w:cs="Inter"/>
+          <w:iCs/>
+        </w:rPr>
+        <w:t xml:space="preserve"> Nous n’avons également pas </w:t>
+      </w:r>
+      <w:r>
+        <w:rPr>
+          <w:rFonts w:ascii="Inter" w:eastAsia="Inter" w:hAnsi="Inter" w:cs="Inter"/>
+          <w:iCs/>
+        </w:rPr>
+        <w:t>comparé</w:t>
+      </w:r>
+      <w:r>
+        <w:rPr>
+          <w:rFonts w:ascii="Inter" w:eastAsia="Inter" w:hAnsi="Inter" w:cs="Inter"/>
+          <w:iCs/>
+        </w:rPr>
+        <w:t xml:space="preserve"> avec précision les temps de calcul qui, sur ce jeu de données, sont courts et donc comparaison peu pertinente.</w:t>
+      </w:r>
+    </w:p>
+    <w:p>
+      <w:pPr>
+        <w:pBdr>
+          <w:top w:val="nil"/>
+          <w:left w:val="nil"/>
+          <w:bottom w:val="nil"/>
+          <w:right w:val="nil"/>
+          <w:between w:val="nil"/>
+        </w:pBdr>
+        <w:shd w:val="clear" w:color="auto" w:fill="FFFFFF"/>
+        <w:spacing w:before="240" w:after="240"/>
+        <w:rPr>
+          <w:rFonts w:ascii="Inter" w:eastAsia="Inter" w:hAnsi="Inter" w:cs="Inter"/>
+          <w:iCs/>
+        </w:rPr>
+      </w:pPr>
+      <w:r>
+        <w:rPr>
+          <w:rFonts w:ascii="Inter" w:eastAsia="Inter" w:hAnsi="Inter" w:cs="Inter"/>
+          <w:iCs/>
+        </w:rPr>
+        <w:t>De plus, nos jeux de données et notre problématique sont différents : il est clair que l’évaluation de la pertinence d’un long document par rapport à une requête est autrement plus complexe que notre tâche de classification sur des textes particulièrement courts. Ces résultats ne présentent donc que peu d’intérêt.</w:t>
+      </w:r>
+    </w:p>
+    <w:p>
+      <w:pPr>
+        <w:shd w:val="clear" w:color="auto" w:fill="FFFFFF"/>
+        <w:spacing w:before="240" w:after="240"/>
+        <w:rPr>
+          <w:rFonts w:ascii="Inter" w:eastAsia="Inter" w:hAnsi="Inter" w:cs="Inter"/>
+          <w:b/>
+          <w:sz w:val="32"/>
+          <w:szCs w:val="32"/>
+        </w:rPr>
+      </w:pPr>
+    </w:p>
+    <w:p>
+      <w:pPr>
+        <w:pBdr>
+          <w:top w:val="nil"/>
+          <w:left w:val="nil"/>
+          <w:bottom w:val="nil"/>
+          <w:right w:val="nil"/>
+          <w:between w:val="nil"/>
+        </w:pBdr>
+        <w:shd w:val="clear" w:color="auto" w:fill="FFFFFF"/>
+        <w:spacing w:before="240" w:after="240"/>
+        <w:rPr>
+          <w:rFonts w:ascii="Inter" w:eastAsia="Inter" w:hAnsi="Inter" w:cs="Inter"/>
+          <w:b/>
+          <w:sz w:val="32"/>
+          <w:szCs w:val="32"/>
+        </w:rPr>
+      </w:pPr>
+      <w:r>
+        <w:rPr>
+          <w:rFonts w:ascii="Inter" w:eastAsia="Inter" w:hAnsi="Inter" w:cs="Inter"/>
+          <w:b/>
+          <w:sz w:val="32"/>
+          <w:szCs w:val="32"/>
+        </w:rPr>
+        <w:t xml:space="preserve">L’analyse de la </w:t>
+      </w:r>
+      <w:proofErr w:type="spellStart"/>
+      <w:r>
+        <w:rPr>
+          <w:rFonts w:ascii="Inter" w:eastAsia="Inter" w:hAnsi="Inter" w:cs="Inter"/>
+          <w:b/>
+          <w:sz w:val="32"/>
+          <w:szCs w:val="32"/>
+        </w:rPr>
+        <w:t>feature</w:t>
+      </w:r>
+      <w:proofErr w:type="spellEnd"/>
+      <w:r>
+        <w:rPr>
+          <w:rFonts w:ascii="Inter" w:eastAsia="Inter" w:hAnsi="Inter" w:cs="Inter"/>
+          <w:b/>
+          <w:sz w:val="32"/>
+          <w:szCs w:val="32"/>
+        </w:rPr>
+        <w:t xml:space="preserve"> importance globale et locale du nouveau modèle </w:t>
+      </w:r>
+    </w:p>
+    <w:p>
+      <w:pPr>
+        <w:pBdr>
+          <w:top w:val="nil"/>
+          <w:left w:val="nil"/>
+          <w:bottom w:val="nil"/>
+          <w:right w:val="nil"/>
+          <w:between w:val="nil"/>
+        </w:pBdr>
+        <w:shd w:val="clear" w:color="auto" w:fill="FFFFFF"/>
+        <w:spacing w:before="240" w:after="240"/>
+        <w:rPr>
+          <w:rFonts w:ascii="Inter" w:eastAsia="Inter" w:hAnsi="Inter" w:cs="Inter"/>
+          <w:iCs/>
+        </w:rPr>
+      </w:pPr>
+      <w:r>
+        <w:rPr>
+          <w:rFonts w:ascii="Inter" w:eastAsia="Inter" w:hAnsi="Inter" w:cs="Inter"/>
+          <w:iCs/>
+          <w:noProof/>
+        </w:rPr>
+        <w:drawing>
+          <wp:anchor distT="0" distB="0" distL="114300" distR="114300" simplePos="0" relativeHeight="251666432" behindDoc="0" locked="0" layoutInCell="1" allowOverlap="1" wp14:anchorId="273D99FA" wp14:editId="4925A5C9">
+            <wp:simplePos x="0" y="0"/>
+            <wp:positionH relativeFrom="margin">
+              <wp:align>center</wp:align>
+            </wp:positionH>
+            <wp:positionV relativeFrom="paragraph">
+              <wp:posOffset>1412122</wp:posOffset>
+            </wp:positionV>
+            <wp:extent cx="3900170" cy="4234815"/>
+            <wp:effectExtent l="0" t="0" r="5080" b="0"/>
+            <wp:wrapTopAndBottom/>
+            <wp:docPr id="1280886214" name="Image 1"/>
+            <wp:cNvGraphicFramePr>
+              <a:graphicFrameLocks xmlns:a="http://schemas.openxmlformats.org/drawingml/2006/main" noChangeAspect="1"/>
+            </wp:cNvGraphicFramePr>
+            <a:graphic xmlns:a="http://schemas.openxmlformats.org/drawingml/2006/main">
+              <a:graphicData uri="http://schemas.openxmlformats.org/drawingml/2006/picture">
+                <pic:pic xmlns:pic="http://schemas.openxmlformats.org/drawingml/2006/picture">
+                  <pic:nvPicPr>
+                    <pic:cNvPr id="0" name="Picture 1"/>
+                    <pic:cNvPicPr>
+                      <a:picLocks noChangeAspect="1" noChangeArrowheads="1"/>
+                    </pic:cNvPicPr>
+                  </pic:nvPicPr>
+                  <pic:blipFill>
+                    <a:blip r:embed="rId11" cstate="print">
+                      <a:extLst>
+                        <a:ext uri="{28A0092B-C50C-407E-A947-70E740481C1C}">
+                          <a14:useLocalDpi xmlns:a14="http://schemas.microsoft.com/office/drawing/2010/main" val="0"/>
+                        </a:ext>
+                      </a:extLst>
+                    </a:blip>
+                    <a:srcRect/>
+                    <a:stretch>
+                      <a:fillRect/>
+                    </a:stretch>
+                  </pic:blipFill>
+                  <pic:spPr bwMode="auto">
+                    <a:xfrm>
+                      <a:off x="0" y="0"/>
+                      <a:ext cx="3900170" cy="4234815"/>
                     </a:xfrm>
                     <a:prstGeom prst="rect">
                       <a:avLst/>
@@ -1539,16 +1653,94 @@
           </wp:anchor>
         </w:drawing>
       </w:r>
-    </w:p>
-    <w:p>
-      <w:pPr>
-        <w:pBdr>
-          <w:top w:val="nil"/>
-          <w:left w:val="nil"/>
-          <w:bottom w:val="nil"/>
-          <w:right w:val="nil"/>
-          <w:between w:val="nil"/>
-        </w:pBdr>
+      <w:r>
+        <w:rPr>
+          <w:rFonts w:ascii="Inter" w:eastAsia="Inter" w:hAnsi="Inter" w:cs="Inter"/>
+          <w:iCs/>
+        </w:rPr>
+        <w:t xml:space="preserve">Une étude de la </w:t>
+      </w:r>
+      <w:proofErr w:type="spellStart"/>
+      <w:r>
+        <w:rPr>
+          <w:rFonts w:ascii="Inter" w:eastAsia="Inter" w:hAnsi="Inter" w:cs="Inter"/>
+          <w:iCs/>
+        </w:rPr>
+        <w:t>feature</w:t>
+      </w:r>
+      <w:proofErr w:type="spellEnd"/>
+      <w:r>
+        <w:rPr>
+          <w:rFonts w:ascii="Inter" w:eastAsia="Inter" w:hAnsi="Inter" w:cs="Inter"/>
+          <w:iCs/>
+        </w:rPr>
+        <w:t xml:space="preserve"> importance globale/locale n’a pas beaucoup de sens dans ce contexte. Cependant, une comparaison des algorithmes en enlevant respectivement la composante SBERT et</w:t>
+      </w:r>
+      <w:r>
+        <w:rPr>
+          <w:rFonts w:ascii="Inter" w:eastAsia="Inter" w:hAnsi="Inter" w:cs="Inter"/>
+          <w:iCs/>
+        </w:rPr>
+        <w:t xml:space="preserve"> TF-IDF des </w:t>
+      </w:r>
+      <w:proofErr w:type="spellStart"/>
+      <w:r>
+        <w:rPr>
+          <w:rFonts w:ascii="Inter" w:eastAsia="Inter" w:hAnsi="Inter" w:cs="Inter"/>
+          <w:iCs/>
+        </w:rPr>
+        <w:t>features</w:t>
+      </w:r>
+      <w:proofErr w:type="spellEnd"/>
+      <w:r>
+        <w:rPr>
+          <w:rFonts w:ascii="Inter" w:eastAsia="Inter" w:hAnsi="Inter" w:cs="Inter"/>
+          <w:iCs/>
+        </w:rPr>
+        <w:t xml:space="preserve"> est pertinente. Par soucis de temps, de température dans mon appartement, et d’économie de la durée de vie des composants de mon pc, j’ai fait cette comparaison en remplaçant le FCNN par un SVM.</w:t>
+      </w:r>
+      <w:r>
+        <w:rPr>
+          <w:rFonts w:ascii="Inter" w:eastAsia="Inter" w:hAnsi="Inter" w:cs="Inter"/>
+          <w:iCs/>
+        </w:rPr>
+        <w:br/>
+        <w:t xml:space="preserve">TF-IDF seul (en gardant la réduction de dimension) suivi d’un classificateur SVM permet d’obtenir une </w:t>
+      </w:r>
+      <w:proofErr w:type="spellStart"/>
+      <w:r>
+        <w:rPr>
+          <w:rFonts w:ascii="Inter" w:eastAsia="Inter" w:hAnsi="Inter" w:cs="Inter"/>
+          <w:iCs/>
+        </w:rPr>
+        <w:t>accuracy</w:t>
+      </w:r>
+      <w:proofErr w:type="spellEnd"/>
+      <w:r>
+        <w:rPr>
+          <w:rFonts w:ascii="Inter" w:eastAsia="Inter" w:hAnsi="Inter" w:cs="Inter"/>
+          <w:iCs/>
+        </w:rPr>
+        <w:t xml:space="preserve"> de </w:t>
+      </w:r>
+      <w:r>
+        <w:rPr>
+          <w:rFonts w:ascii="Inter" w:eastAsia="Inter" w:hAnsi="Inter" w:cs="Inter"/>
+          <w:iCs/>
+        </w:rPr>
+        <w:t>0,940.</w:t>
+      </w:r>
+      <w:r>
+        <w:rPr>
+          <w:rFonts w:ascii="Inter" w:eastAsia="Inter" w:hAnsi="Inter" w:cs="Inter"/>
+          <w:iCs/>
+          <w:noProof/>
+        </w:rPr>
+        <w:t xml:space="preserve"> </w:t>
+      </w:r>
+    </w:p>
+    <w:p>
+      <w:pPr>
         <w:shd w:val="clear" w:color="auto" w:fill="FFFFFF"/>
         <w:spacing w:before="240" w:after="240"/>
         <w:rPr>
@@ -1557,255 +1749,6 @@
           <w:color w:val="B7B7B7"/>
         </w:rPr>
       </w:pPr>
-      <w:r>
-        <w:rPr>
-          <w:rFonts w:ascii="Inter" w:eastAsia="Inter" w:hAnsi="Inter" w:cs="Inter"/>
-          <w:i/>
-          <w:color w:val="B7B7B7"/>
-        </w:rPr>
-        <w:t>Présentez une synthèse des résultats comparés entre la technique récente et les techniques utilisées précédemment et une conclusion, en 2 pages maximum.</w:t>
-      </w:r>
-    </w:p>
-    <w:p>
-      <w:pPr>
-        <w:shd w:val="clear" w:color="auto" w:fill="FFFFFF"/>
-        <w:spacing w:before="240" w:after="240"/>
-        <w:rPr>
-          <w:rFonts w:ascii="Inter" w:eastAsia="Inter" w:hAnsi="Inter" w:cs="Inter"/>
-          <w:b/>
-          <w:sz w:val="32"/>
-          <w:szCs w:val="32"/>
-        </w:rPr>
-      </w:pPr>
-    </w:p>
-    <w:p>
-      <w:pPr>
-        <w:pBdr>
-          <w:top w:val="nil"/>
-          <w:left w:val="nil"/>
-          <w:bottom w:val="nil"/>
-          <w:right w:val="nil"/>
-          <w:between w:val="nil"/>
-        </w:pBdr>
-        <w:shd w:val="clear" w:color="auto" w:fill="FFFFFF"/>
-        <w:spacing w:before="240" w:after="240"/>
-        <w:rPr>
-          <w:rFonts w:ascii="Inter" w:eastAsia="Inter" w:hAnsi="Inter" w:cs="Inter"/>
-          <w:b/>
-          <w:sz w:val="32"/>
-          <w:szCs w:val="32"/>
-        </w:rPr>
-      </w:pPr>
-      <w:r>
-        <w:rPr>
-          <w:rFonts w:ascii="Inter" w:eastAsia="Inter" w:hAnsi="Inter" w:cs="Inter"/>
-          <w:b/>
-          <w:sz w:val="32"/>
-          <w:szCs w:val="32"/>
-        </w:rPr>
-        <w:t xml:space="preserve">L’analyse de la </w:t>
-      </w:r>
-      <w:proofErr w:type="spellStart"/>
-      <w:r>
-        <w:rPr>
-          <w:rFonts w:ascii="Inter" w:eastAsia="Inter" w:hAnsi="Inter" w:cs="Inter"/>
-          <w:b/>
-          <w:sz w:val="32"/>
-          <w:szCs w:val="32"/>
-        </w:rPr>
-        <w:t>feature</w:t>
-      </w:r>
-      <w:proofErr w:type="spellEnd"/>
-      <w:r>
-        <w:rPr>
-          <w:rFonts w:ascii="Inter" w:eastAsia="Inter" w:hAnsi="Inter" w:cs="Inter"/>
-          <w:b/>
-          <w:sz w:val="32"/>
-          <w:szCs w:val="32"/>
-        </w:rPr>
-        <w:t xml:space="preserve"> importance globale et locale du nouveau modèle </w:t>
-      </w:r>
-    </w:p>
-    <w:p>
-      <w:pPr>
-        <w:shd w:val="clear" w:color="auto" w:fill="FFFFFF"/>
-        <w:spacing w:before="240" w:after="240"/>
-        <w:rPr>
-          <w:rFonts w:ascii="Inter" w:eastAsia="Inter" w:hAnsi="Inter" w:cs="Inter"/>
-          <w:i/>
-          <w:color w:val="B7B7B7"/>
-        </w:rPr>
-      </w:pPr>
-      <w:r>
-        <w:rPr>
-          <w:rFonts w:ascii="Inter" w:eastAsia="Inter" w:hAnsi="Inter" w:cs="Inter"/>
-          <w:i/>
-          <w:color w:val="B7B7B7"/>
-        </w:rPr>
-        <w:lastRenderedPageBreak/>
-        <w:t xml:space="preserve">Une étude de la </w:t>
-      </w:r>
-      <w:proofErr w:type="spellStart"/>
-      <w:r>
-        <w:rPr>
-          <w:rFonts w:ascii="Inter" w:eastAsia="Inter" w:hAnsi="Inter" w:cs="Inter"/>
-          <w:i/>
-          <w:color w:val="B7B7B7"/>
-        </w:rPr>
-        <w:t>feature</w:t>
-      </w:r>
-      <w:proofErr w:type="spellEnd"/>
-      <w:r>
-        <w:rPr>
-          <w:rFonts w:ascii="Inter" w:eastAsia="Inter" w:hAnsi="Inter" w:cs="Inter"/>
-          <w:i/>
-          <w:color w:val="B7B7B7"/>
-        </w:rPr>
-        <w:t xml:space="preserve"> importance globale/locale n’a pas beaucoup de sens dans ce contexte. Cependant, une comparaison des algorithmes en enlevant respectivement la composante SBERT et</w:t>
-      </w:r>
-      <w:r>
-        <w:rPr>
-          <w:rFonts w:ascii="Inter" w:eastAsia="Inter" w:hAnsi="Inter" w:cs="Inter"/>
-          <w:i/>
-          <w:color w:val="B7B7B7"/>
-        </w:rPr>
-        <w:t xml:space="preserve"> TF-IDF des </w:t>
-      </w:r>
-      <w:proofErr w:type="spellStart"/>
-      <w:r>
-        <w:rPr>
-          <w:rFonts w:ascii="Inter" w:eastAsia="Inter" w:hAnsi="Inter" w:cs="Inter"/>
-          <w:i/>
-          <w:color w:val="B7B7B7"/>
-        </w:rPr>
-        <w:t>features</w:t>
-      </w:r>
-      <w:proofErr w:type="spellEnd"/>
-      <w:r>
-        <w:rPr>
-          <w:rFonts w:ascii="Inter" w:eastAsia="Inter" w:hAnsi="Inter" w:cs="Inter"/>
-          <w:i/>
-          <w:color w:val="B7B7B7"/>
-        </w:rPr>
-        <w:t xml:space="preserve"> est pertinente. Par soucis de temps, de température dans mon appartement, et d’économie de la durée de vie des composants de mon pc, j’ai fait cette comparaison en remplaçant le FCNN par un SVM.</w:t>
-      </w:r>
-      <w:r>
-        <w:rPr>
-          <w:rFonts w:ascii="Inter" w:eastAsia="Inter" w:hAnsi="Inter" w:cs="Inter"/>
-          <w:i/>
-          <w:color w:val="B7B7B7"/>
-        </w:rPr>
-        <w:br/>
-        <w:t xml:space="preserve">TF-IDF seul (en gardant la réduction de dimension) suivi d’un classificateur SVM permet d’obtenir une </w:t>
-      </w:r>
-      <w:proofErr w:type="spellStart"/>
-      <w:r>
-        <w:rPr>
-          <w:rFonts w:ascii="Inter" w:eastAsia="Inter" w:hAnsi="Inter" w:cs="Inter"/>
-          <w:i/>
-          <w:color w:val="B7B7B7"/>
-        </w:rPr>
-        <w:t>accuracy</w:t>
-      </w:r>
-      <w:proofErr w:type="spellEnd"/>
-      <w:r>
-        <w:rPr>
-          <w:rFonts w:ascii="Inter" w:eastAsia="Inter" w:hAnsi="Inter" w:cs="Inter"/>
-          <w:i/>
-          <w:color w:val="B7B7B7"/>
-        </w:rPr>
-        <w:t xml:space="preserve"> de :</w:t>
-      </w:r>
-    </w:p>
-    <w:p>
-      <w:pPr>
-        <w:shd w:val="clear" w:color="auto" w:fill="FFFFFF"/>
-        <w:spacing w:before="240" w:after="240"/>
-        <w:rPr>
-          <w:rFonts w:ascii="Inter" w:eastAsia="Inter" w:hAnsi="Inter" w:cs="Inter"/>
-          <w:i/>
-          <w:color w:val="B7B7B7"/>
-        </w:rPr>
-      </w:pPr>
-      <w:r>
-        <w:rPr>
-          <w:rFonts w:ascii="Inter" w:eastAsia="Inter" w:hAnsi="Inter" w:cs="Inter"/>
-          <w:i/>
-          <w:color w:val="B7B7B7"/>
-        </w:rPr>
-        <w:t xml:space="preserve">SBERT seul suivi d’un classificateur SVM permet d’obtenir une </w:t>
-      </w:r>
-      <w:proofErr w:type="spellStart"/>
-      <w:r>
-        <w:rPr>
-          <w:rFonts w:ascii="Inter" w:eastAsia="Inter" w:hAnsi="Inter" w:cs="Inter"/>
-          <w:i/>
-          <w:color w:val="B7B7B7"/>
-        </w:rPr>
-        <w:t>accuracy</w:t>
-      </w:r>
-      <w:proofErr w:type="spellEnd"/>
-      <w:r>
-        <w:rPr>
-          <w:rFonts w:ascii="Inter" w:eastAsia="Inter" w:hAnsi="Inter" w:cs="Inter"/>
-          <w:i/>
-          <w:color w:val="B7B7B7"/>
-        </w:rPr>
-        <w:t xml:space="preserve"> de 0,9</w:t>
-      </w:r>
-      <w:r>
-        <w:rPr>
-          <w:rFonts w:ascii="Inter" w:eastAsia="Inter" w:hAnsi="Inter" w:cs="Inter"/>
-          <w:i/>
-          <w:color w:val="B7B7B7"/>
-        </w:rPr>
-        <w:t>27</w:t>
-      </w:r>
-      <w:r>
-        <w:rPr>
-          <w:rFonts w:ascii="Inter" w:eastAsia="Inter" w:hAnsi="Inter" w:cs="Inter"/>
-          <w:i/>
-          <w:color w:val="B7B7B7"/>
-        </w:rPr>
-        <w:t>.</w:t>
-      </w:r>
-    </w:p>
-    <w:p>
-      <w:pPr>
-        <w:shd w:val="clear" w:color="auto" w:fill="FFFFFF"/>
-        <w:spacing w:before="240" w:after="240"/>
-        <w:rPr>
-          <w:rFonts w:ascii="Inter" w:eastAsia="Inter" w:hAnsi="Inter" w:cs="Inter"/>
-          <w:i/>
-          <w:color w:val="B7B7B7"/>
-        </w:rPr>
-      </w:pPr>
-      <w:r>
-        <w:rPr>
-          <w:rFonts w:ascii="Inter" w:eastAsia="Inter" w:hAnsi="Inter" w:cs="Inter"/>
-          <w:i/>
-          <w:color w:val="B7B7B7"/>
-        </w:rPr>
-        <w:t>Par rapport à l’</w:t>
-      </w:r>
-      <w:proofErr w:type="spellStart"/>
-      <w:r>
-        <w:rPr>
-          <w:rFonts w:ascii="Inter" w:eastAsia="Inter" w:hAnsi="Inter" w:cs="Inter"/>
-          <w:i/>
-          <w:color w:val="B7B7B7"/>
-        </w:rPr>
-        <w:t>accuracy</w:t>
-      </w:r>
-      <w:proofErr w:type="spellEnd"/>
-      <w:r>
-        <w:rPr>
-          <w:rFonts w:ascii="Inter" w:eastAsia="Inter" w:hAnsi="Inter" w:cs="Inter"/>
-          <w:i/>
-          <w:color w:val="B7B7B7"/>
-        </w:rPr>
-        <w:t xml:space="preserve"> obtenu par SBERT+TF-IDF+SVM (0,93</w:t>
-      </w:r>
       <w:r>
         <w:rPr>
           <w:rFonts w:ascii="Inter" w:eastAsia="Inter" w:hAnsi="Inter" w:cs="Inter"/>
@@ -1813,11 +1756,20 @@
           <w:noProof/>
           <w:color w:val="B7B7B7"/>
         </w:rPr>
+        <w:lastRenderedPageBreak/>
         <w:drawing>
-          <wp:inline distT="0" distB="0" distL="0" distR="0" wp14:anchorId="461DA8E0" wp14:editId="48259F85">
-            <wp:extent cx="5729605" cy="6549390"/>
-            <wp:effectExtent l="0" t="0" r="4445" b="3810"/>
-            <wp:docPr id="1095876043" name="Image 2"/>
+          <wp:anchor distT="0" distB="0" distL="114300" distR="114300" simplePos="0" relativeHeight="251664384" behindDoc="0" locked="0" layoutInCell="1" allowOverlap="1" wp14:anchorId="532976F9" wp14:editId="3F25283B">
+            <wp:simplePos x="0" y="0"/>
+            <wp:positionH relativeFrom="margin">
+              <wp:align>center</wp:align>
+            </wp:positionH>
+            <wp:positionV relativeFrom="paragraph">
+              <wp:posOffset>371475</wp:posOffset>
+            </wp:positionV>
+            <wp:extent cx="4036060" cy="4410710"/>
+            <wp:effectExtent l="0" t="0" r="2540" b="8890"/>
+            <wp:wrapTopAndBottom/>
+            <wp:docPr id="1384952892" name="Image 2"/>
             <wp:cNvGraphicFramePr>
               <a:graphicFrameLocks xmlns:a="http://schemas.openxmlformats.org/drawingml/2006/main" noChangeAspect="1"/>
             </wp:cNvGraphicFramePr>
@@ -1831,7 +1783,7 @@
                     </pic:cNvPicPr>
                   </pic:nvPicPr>
                   <pic:blipFill>
-                    <a:blip r:embed="rId10">
+                    <a:blip r:embed="rId12">
                       <a:extLst>
                         <a:ext uri="{28A0092B-C50C-407E-A947-70E740481C1C}">
                           <a14:useLocalDpi xmlns:a14="http://schemas.microsoft.com/office/drawing/2010/main" val="0"/>
@@ -1846,7 +1798,7 @@
                   <pic:spPr bwMode="auto">
                     <a:xfrm>
                       <a:off x="0" y="0"/>
-                      <a:ext cx="5729605" cy="6549390"/>
+                      <a:ext cx="4036060" cy="4410710"/>
                     </a:xfrm>
                     <a:prstGeom prst="rect">
                       <a:avLst/>
@@ -1859,7 +1811,13 @@
                 </pic:pic>
               </a:graphicData>
             </a:graphic>
-          </wp:inline>
+            <wp14:sizeRelH relativeFrom="page">
+              <wp14:pctWidth>0</wp14:pctWidth>
+            </wp14:sizeRelH>
+            <wp14:sizeRelV relativeFrom="page">
+              <wp14:pctHeight>0</wp14:pctHeight>
+            </wp14:sizeRelV>
+          </wp:anchor>
         </w:drawing>
       </w:r>
       <w:r>
@@ -1868,34 +1826,33 @@
           <w:i/>
           <w:color w:val="B7B7B7"/>
         </w:rPr>
-        <w:t xml:space="preserve">8), la différence n’est pas énorme et les erreurs se trouvent toujours entre les classes </w:t>
-      </w:r>
+        <w:t xml:space="preserve">SBERT seul suivi d’un classificateur SVM permet d’obtenir une </w:t>
+      </w:r>
+      <w:proofErr w:type="spellStart"/>
       <w:r>
         <w:rPr>
           <w:rFonts w:ascii="Inter" w:eastAsia="Inter" w:hAnsi="Inter" w:cs="Inter"/>
           <w:i/>
           <w:color w:val="B7B7B7"/>
         </w:rPr>
-        <w:lastRenderedPageBreak/>
-        <w:t xml:space="preserve">Baby Care, Kitchen &amp; </w:t>
-      </w:r>
-      <w:proofErr w:type="spellStart"/>
+        <w:t>accuracy</w:t>
+      </w:r>
+      <w:proofErr w:type="spellEnd"/>
       <w:r>
         <w:rPr>
           <w:rFonts w:ascii="Inter" w:eastAsia="Inter" w:hAnsi="Inter" w:cs="Inter"/>
           <w:i/>
           <w:color w:val="B7B7B7"/>
         </w:rPr>
-        <w:t>Dining</w:t>
-      </w:r>
-      <w:proofErr w:type="spellEnd"/>
+        <w:t xml:space="preserve"> de 0,9</w:t>
+      </w:r>
       <w:r>
         <w:rPr>
           <w:rFonts w:ascii="Inter" w:eastAsia="Inter" w:hAnsi="Inter" w:cs="Inter"/>
           <w:i/>
           <w:color w:val="B7B7B7"/>
         </w:rPr>
-        <w:t>, et les deux classes de fournitures Home.</w:t>
+        <w:t>27</w:t>
       </w:r>
       <w:r>
         <w:rPr>
@@ -1903,25 +1860,134 @@
           <w:i/>
           <w:color w:val="B7B7B7"/>
         </w:rPr>
-        <w:br/>
-        <w:t xml:space="preserve">Cette conclusion serait certainement valables même avec </w:t>
-      </w:r>
-      <w:r>
+        <w:t>.</w:t>
+      </w:r>
+    </w:p>
+    <w:p>
+      <w:pPr>
+        <w:shd w:val="clear" w:color="auto" w:fill="FFFFFF"/>
+        <w:spacing w:before="240" w:after="240"/>
         <w:rPr>
           <w:rFonts w:ascii="Inter" w:eastAsia="Inter" w:hAnsi="Inter" w:cs="Inter"/>
           <w:i/>
           <w:color w:val="B7B7B7"/>
         </w:rPr>
+      </w:pPr>
+    </w:p>
+    <w:p>
+      <w:pPr>
+        <w:shd w:val="clear" w:color="auto" w:fill="FFFFFF"/>
+        <w:spacing w:before="240" w:after="240"/>
+        <w:rPr>
+          <w:rFonts w:ascii="Inter" w:eastAsia="Inter" w:hAnsi="Inter" w:cs="Inter"/>
+          <w:iCs/>
+        </w:rPr>
+      </w:pPr>
+      <w:r>
+        <w:rPr>
+          <w:rFonts w:ascii="Inter" w:eastAsia="Inter" w:hAnsi="Inter" w:cs="Inter"/>
+          <w:iCs/>
+        </w:rPr>
+        <w:t>Par rapport à l’</w:t>
+      </w:r>
+      <w:proofErr w:type="spellStart"/>
+      <w:r>
+        <w:rPr>
+          <w:rFonts w:ascii="Inter" w:eastAsia="Inter" w:hAnsi="Inter" w:cs="Inter"/>
+          <w:iCs/>
+        </w:rPr>
+        <w:t>accuracy</w:t>
+      </w:r>
+      <w:proofErr w:type="spellEnd"/>
+      <w:r>
+        <w:rPr>
+          <w:rFonts w:ascii="Inter" w:eastAsia="Inter" w:hAnsi="Inter" w:cs="Inter"/>
+          <w:iCs/>
+        </w:rPr>
+        <w:t xml:space="preserve"> obtenu par SBERT+TF-IDF+SVM (0,938), la différence n’est pas énorme et les erreurs se trouvent toujours entre les classes Baby Care, Kitchen &amp; </w:t>
+      </w:r>
+      <w:proofErr w:type="spellStart"/>
+      <w:r>
+        <w:rPr>
+          <w:rFonts w:ascii="Inter" w:eastAsia="Inter" w:hAnsi="Inter" w:cs="Inter"/>
+          <w:iCs/>
+        </w:rPr>
+        <w:t>Dining</w:t>
+      </w:r>
+      <w:proofErr w:type="spellEnd"/>
+      <w:r>
+        <w:rPr>
+          <w:rFonts w:ascii="Inter" w:eastAsia="Inter" w:hAnsi="Inter" w:cs="Inter"/>
+          <w:iCs/>
+        </w:rPr>
+        <w:t>, et les deux classes de fournitures Home.</w:t>
+      </w:r>
+    </w:p>
+    <w:p>
+      <w:pPr>
+        <w:shd w:val="clear" w:color="auto" w:fill="FFFFFF"/>
+        <w:spacing w:before="240" w:after="240"/>
+        <w:rPr>
+          <w:rFonts w:ascii="Inter" w:eastAsia="Inter" w:hAnsi="Inter" w:cs="Inter"/>
+          <w:iCs/>
+        </w:rPr>
+      </w:pPr>
+      <w:r>
+        <w:rPr>
+          <w:rFonts w:ascii="Inter" w:eastAsia="Inter" w:hAnsi="Inter" w:cs="Inter"/>
+          <w:iCs/>
+        </w:rPr>
+        <w:br/>
+        <w:t xml:space="preserve">Cette conclusion serait certainement valable même avec </w:t>
+      </w:r>
+      <w:r>
+        <w:rPr>
+          <w:rFonts w:ascii="Inter" w:eastAsia="Inter" w:hAnsi="Inter" w:cs="Inter"/>
+          <w:iCs/>
+        </w:rPr>
         <w:t>le</w:t>
       </w:r>
       <w:r>
+        <w:rPr>
+          <w:rFonts w:ascii="Inter" w:eastAsia="Inter" w:hAnsi="Inter" w:cs="Inter"/>
+          <w:iCs/>
+        </w:rPr>
+        <w:t xml:space="preserve"> FCNN à la place du SVM</w:t>
+      </w:r>
+      <w:r>
+        <w:rPr>
+          <w:rFonts w:ascii="Inter" w:eastAsia="Inter" w:hAnsi="Inter" w:cs="Inter"/>
+          <w:iCs/>
+        </w:rPr>
+        <w:t xml:space="preserve">, et il serait difficile d’avoir des résultats plus significatifs sans un jeu de données bien plus conséquent (ici </w:t>
+      </w:r>
+      <w:proofErr w:type="spellStart"/>
+      <w:r>
+        <w:rPr>
+          <w:rFonts w:ascii="Inter" w:eastAsia="Inter" w:hAnsi="Inter" w:cs="Inter"/>
+          <w:iCs/>
+        </w:rPr>
+        <w:t>dataset</w:t>
+      </w:r>
+      <w:proofErr w:type="spellEnd"/>
+      <w:r>
+        <w:rPr>
+          <w:rFonts w:ascii="Inter" w:eastAsia="Inter" w:hAnsi="Inter" w:cs="Inter"/>
+          <w:iCs/>
+        </w:rPr>
+        <w:t xml:space="preserve"> environ 6x plus petit que celui de l’article).</w:t>
+      </w:r>
+    </w:p>
+    <w:p>
+      <w:pPr>
+        <w:shd w:val="clear" w:color="auto" w:fill="FFFFFF"/>
+        <w:spacing w:before="240" w:after="240"/>
         <w:rPr>
           <w:rFonts w:ascii="Inter" w:eastAsia="Inter" w:hAnsi="Inter" w:cs="Inter"/>
           <w:i/>
           <w:color w:val="B7B7B7"/>
         </w:rPr>
-        <w:t xml:space="preserve"> FCNN à la place du SVM.</w:t>
-      </w:r>
+      </w:pPr>
     </w:p>
     <w:p>
       <w:pPr>
@@ -1933,6 +1999,88 @@
           <w:color w:val="B7B7B7"/>
         </w:rPr>
       </w:pPr>
+    </w:p>
+    <w:p>
+      <w:pPr>
+        <w:shd w:val="clear" w:color="auto" w:fill="FFFFFF"/>
+        <w:spacing w:before="240" w:after="240"/>
+        <w:rPr>
+          <w:rFonts w:ascii="Inter" w:eastAsia="Inter" w:hAnsi="Inter" w:cs="Inter"/>
+          <w:i/>
+          <w:color w:val="B7B7B7"/>
+        </w:rPr>
+      </w:pPr>
+      <w:r>
+        <w:rPr>
+          <w:rFonts w:ascii="Inter" w:eastAsia="Inter" w:hAnsi="Inter" w:cs="Inter"/>
+          <w:i/>
+          <w:noProof/>
+          <w:color w:val="B7B7B7"/>
+        </w:rPr>
+        <w:lastRenderedPageBreak/>
+        <w:drawing>
+          <wp:anchor distT="0" distB="0" distL="114300" distR="114300" simplePos="0" relativeHeight="251662336" behindDoc="0" locked="0" layoutInCell="1" allowOverlap="1" wp14:anchorId="02649666" wp14:editId="4D8645B9">
+            <wp:simplePos x="0" y="0"/>
+            <wp:positionH relativeFrom="margin">
+              <wp:align>center</wp:align>
+            </wp:positionH>
+            <wp:positionV relativeFrom="paragraph">
+              <wp:posOffset>-259</wp:posOffset>
+            </wp:positionV>
+            <wp:extent cx="4424045" cy="5234940"/>
+            <wp:effectExtent l="0" t="0" r="0" b="3810"/>
+            <wp:wrapTopAndBottom/>
+            <wp:docPr id="196469592" name="Image 4"/>
+            <wp:cNvGraphicFramePr>
+              <a:graphicFrameLocks xmlns:a="http://schemas.openxmlformats.org/drawingml/2006/main" noChangeAspect="1"/>
+            </wp:cNvGraphicFramePr>
+            <a:graphic xmlns:a="http://schemas.openxmlformats.org/drawingml/2006/main">
+              <a:graphicData uri="http://schemas.openxmlformats.org/drawingml/2006/picture">
+                <pic:pic xmlns:pic="http://schemas.openxmlformats.org/drawingml/2006/picture">
+                  <pic:nvPicPr>
+                    <pic:cNvPr id="0" name="Picture 4"/>
+                    <pic:cNvPicPr>
+                      <a:picLocks noChangeAspect="1" noChangeArrowheads="1"/>
+                    </pic:cNvPicPr>
+                  </pic:nvPicPr>
+                  <pic:blipFill>
+                    <a:blip r:embed="rId13">
+                      <a:extLst>
+                        <a:ext uri="{28A0092B-C50C-407E-A947-70E740481C1C}">
+                          <a14:useLocalDpi xmlns:a14="http://schemas.microsoft.com/office/drawing/2010/main" val="0"/>
+                        </a:ext>
+                      </a:extLst>
+                    </a:blip>
+                    <a:srcRect/>
+                    <a:stretch>
+                      <a:fillRect/>
+                    </a:stretch>
+                  </pic:blipFill>
+                  <pic:spPr bwMode="auto">
+                    <a:xfrm>
+                      <a:off x="0" y="0"/>
+                      <a:ext cx="4424045" cy="5234940"/>
+                    </a:xfrm>
+                    <a:prstGeom prst="rect">
+                      <a:avLst/>
+                    </a:prstGeom>
+                    <a:noFill/>
+                    <a:ln>
+                      <a:noFill/>
+                    </a:ln>
+                  </pic:spPr>
+                </pic:pic>
+              </a:graphicData>
+            </a:graphic>
+            <wp14:sizeRelH relativeFrom="page">
+              <wp14:pctWidth>0</wp14:pctWidth>
+            </wp14:sizeRelH>
+            <wp14:sizeRelV relativeFrom="page">
+              <wp14:pctHeight>0</wp14:pctHeight>
+            </wp14:sizeRelV>
+          </wp:anchor>
+        </w:drawing>
+      </w:r>
     </w:p>
     <w:p>
       <w:pPr>
@@ -1989,15 +2137,7 @@
           <w:iCs/>
           <w:lang w:val="fr-FR"/>
         </w:rPr>
-        <w:t>L’expérimentation repose uniquement sur le corpus CISI, qui contient 1 460 documents, 112 requêtes et 3 114 relations de pertinence. Ce corpus est relativement restreint, ancien et spécialisé dans les sciences de l’information. Les résultats obtenus ne permettent donc pas de conclure à une généralisation vers des corpus plus vastes, plus récents ou issus d’autres domaines.</w:t>
-      </w:r>
-      <w:r>
-        <w:rPr>
-          <w:rFonts w:ascii="Inter" w:eastAsia="Inter" w:hAnsi="Inter" w:cs="Inter"/>
-          <w:iCs/>
-          <w:lang w:val="fr-FR"/>
-        </w:rPr>
-        <w:t xml:space="preserve"> </w:t>
+        <w:t xml:space="preserve">L’expérimentation repose uniquement sur le corpus CISI, qui contient 1 460 documents, 112 requêtes et 3 114 relations de pertinence. Ce corpus est relativement restreint, ancien et spécialisé dans les sciences de l’information. Les résultats obtenus ne permettent donc pas de conclure à une généralisation vers des corpus plus vastes, plus récents ou issus d’autres domaines. </w:t>
       </w:r>
     </w:p>
     <w:p>
@@ -2056,23 +2196,14 @@
           <w:lang w:val="fr-FR"/>
         </w:rPr>
       </w:pPr>
-      <w:proofErr w:type="gramStart"/>
-      <w:r>
-        <w:rPr>
-          <w:rFonts w:ascii="Inter" w:eastAsia="Inter" w:hAnsi="Inter" w:cs="Inter"/>
-          <w:iCs/>
-          <w:lang w:val="fr-FR"/>
-        </w:rPr>
-        <w:t>l’évaluation</w:t>
-      </w:r>
-      <w:proofErr w:type="gramEnd"/>
-      <w:r>
-        <w:rPr>
-          <w:rFonts w:ascii="Inter" w:eastAsia="Inter" w:hAnsi="Inter" w:cs="Inter"/>
-          <w:iCs/>
-          <w:lang w:val="fr-FR"/>
-        </w:rPr>
-        <w:t xml:space="preserve"> repose principalement sur l’exactitude, qui mesure la proportion de couples correctement classés. Cette métrique est insuffisante pour évaluer un système de recherche d’information, car elle ne renseigne pas directement sur la qualité du classement des documents.</w:t>
+      <w:r>
+        <w:rPr>
+          <w:rFonts w:ascii="Inter" w:eastAsia="Inter" w:hAnsi="Inter" w:cs="Inter"/>
+          <w:iCs/>
+          <w:lang w:val="fr-FR"/>
+        </w:rPr>
+        <w:lastRenderedPageBreak/>
+        <w:t>l’évaluation repose principalement sur l’exactitude, qui mesure la proportion de couples correctement classés. Cette métrique est insuffisante pour évaluer un système de recherche d’information, car elle ne renseigne pas directement sur la qualité du classement des documents.</w:t>
       </w:r>
     </w:p>
     <w:p>
@@ -2111,25 +2242,7 @@
           <w:iCs/>
           <w:lang w:val="fr-FR"/>
         </w:rPr>
-        <w:t xml:space="preserve">n ce qui concerne </w:t>
-      </w:r>
-      <w:proofErr w:type="gramStart"/>
-      <w:r>
-        <w:rPr>
-          <w:rFonts w:ascii="Inter" w:eastAsia="Inter" w:hAnsi="Inter" w:cs="Inter"/>
-          <w:iCs/>
-          <w:lang w:val="fr-FR"/>
-        </w:rPr>
-        <w:t>la pipeline</w:t>
-      </w:r>
-      <w:proofErr w:type="gramEnd"/>
-      <w:r>
-        <w:rPr>
-          <w:rFonts w:ascii="Inter" w:eastAsia="Inter" w:hAnsi="Inter" w:cs="Inter"/>
-          <w:iCs/>
-          <w:lang w:val="fr-FR"/>
-        </w:rPr>
-        <w:t xml:space="preserve"> en elle-même :</w:t>
+        <w:t>n ce qui concerne la pipeline en elle-même :</w:t>
       </w:r>
     </w:p>
     <w:p>
@@ -2151,15 +2264,7 @@
           <w:iCs/>
           <w:lang w:val="fr-FR"/>
         </w:rPr>
-        <w:t>Compréhension de la problématique : l</w:t>
-      </w:r>
-      <w:r>
-        <w:rPr>
-          <w:rFonts w:ascii="Inter" w:eastAsia="Inter" w:hAnsi="Inter" w:cs="Inter"/>
-          <w:iCs/>
-          <w:lang w:val="fr-FR"/>
-        </w:rPr>
-        <w:t>es représentations SBERT et TF-IDF sont combinées avec des poids fixes, retenus empiriquement comme la meilleure configuration. Cette pondération est identique pour tous les couples requête-document. Elle ne tient donc pas compte du fait que certaines requêtes reposent surtout sur des mots-clés précis, tandis que d’autres nécessitent principalement une compréhension sémantique.</w:t>
+        <w:t>Compréhension de la problématique : les représentations SBERT et TF-IDF sont combinées avec des poids fixes, retenus empiriquement comme la meilleure configuration. Cette pondération est identique pour tous les couples requête-document. Elle ne tient donc pas compte du fait que certaines requêtes reposent surtout sur des mots-clés précis, tandis que d’autres nécessitent principalement une compréhension sémantique.</w:t>
       </w:r>
     </w:p>
     <w:p>
@@ -2181,31 +2286,7 @@
           <w:iCs/>
           <w:lang w:val="fr-FR"/>
         </w:rPr>
-        <w:t xml:space="preserve">Réponse à la problématique : </w:t>
-      </w:r>
-      <w:r>
-        <w:rPr>
-          <w:rFonts w:ascii="Inter" w:eastAsia="Inter" w:hAnsi="Inter" w:cs="Inter"/>
-          <w:iCs/>
-          <w:lang w:val="fr-FR"/>
-        </w:rPr>
-        <w:t>l’objectif opérationnel d’un système de recherche est de classer plusieurs documents les uns par rapport aux autres pour une même requête</w:t>
-      </w:r>
-      <w:r>
-        <w:rPr>
-          <w:rFonts w:ascii="Inter" w:eastAsia="Inter" w:hAnsi="Inter" w:cs="Inter"/>
-          <w:iCs/>
-          <w:lang w:val="fr-FR"/>
-        </w:rPr>
-        <w:t xml:space="preserve">, ce qui n’est pas fait ici. </w:t>
-      </w:r>
-      <w:r>
-        <w:rPr>
-          <w:rFonts w:ascii="Inter" w:eastAsia="Inter" w:hAnsi="Inter" w:cs="Inter"/>
-          <w:iCs/>
-          <w:lang w:val="fr-FR"/>
-        </w:rPr>
-        <w:t>Une approche plus coûteuse consisterait à conserver deux branches distinctes pour TF-IDF et SBERT, avant de les réunir dans une couche de fusion apprise par le modèle.</w:t>
+        <w:t>Réponse à la problématique : l’objectif opérationnel d’un système de recherche est de classer plusieurs documents les uns par rapport aux autres pour une même requête, ce qui n’est pas fait ici. Une approche plus coûteuse consisterait à conserver deux branches distinctes pour TF-IDF et SBERT, avant de les réunir dans une couche de fusion apprise par le modèle.</w:t>
       </w:r>
     </w:p>
     <w:p>
@@ -2227,43 +2308,147 @@
           <w:iCs/>
           <w:lang w:val="fr-FR"/>
         </w:rPr>
-        <w:t>Interprétabilité : l</w:t>
-      </w:r>
-      <w:r>
-        <w:rPr>
-          <w:rFonts w:ascii="Inter" w:eastAsia="Inter" w:hAnsi="Inter" w:cs="Inter"/>
-          <w:iCs/>
-          <w:lang w:val="fr-FR"/>
-        </w:rPr>
-        <w:t xml:space="preserve">e </w:t>
-      </w:r>
-      <w:r>
-        <w:rPr>
-          <w:rFonts w:ascii="Inter" w:eastAsia="Inter" w:hAnsi="Inter" w:cs="Inter"/>
-          <w:iCs/>
-          <w:lang w:val="fr-FR"/>
-        </w:rPr>
-        <w:t xml:space="preserve">FCNN </w:t>
-      </w:r>
-      <w:r>
-        <w:rPr>
-          <w:rFonts w:ascii="Inter" w:eastAsia="Inter" w:hAnsi="Inter" w:cs="Inter"/>
-          <w:iCs/>
-          <w:lang w:val="fr-FR"/>
-        </w:rPr>
-        <w:t>apprend des interactions non linéaires entre des centaines de caractéristiques latentes mais ne permet pas d’identifier directement les mots, les passages ou les relations sémantiques responsables de la décision.</w:t>
-      </w:r>
-      <w:r>
-        <w:rPr>
-          <w:rFonts w:ascii="Inter" w:eastAsia="Inter" w:hAnsi="Inter" w:cs="Inter"/>
-          <w:iCs/>
-          <w:lang w:val="fr-FR"/>
-        </w:rPr>
-        <w:t xml:space="preserve"> Remplacer le FCNN par des algorithmes explicables est la seule solution.</w:t>
+        <w:t>Interprétabilité : le FCNN apprend des interactions non linéaires entre des centaines de caractéristiques latentes mais ne permet pas d’identifier directement les mots, les passages ou les relations sémantiques responsables de la décision. Remplacer le FCNN par des algorithmes explicables est la seule solution.</w:t>
+      </w:r>
+    </w:p>
+    <w:p>
+      <w:pPr>
+        <w:rPr>
+          <w:rFonts w:ascii="Inter" w:eastAsia="Inter" w:hAnsi="Inter" w:cs="Inter"/>
+          <w:iCs/>
+          <w:lang w:val="fr-FR"/>
+        </w:rPr>
+      </w:pPr>
+    </w:p>
+    <w:p>
+      <w:pPr>
+        <w:rPr>
+          <w:rFonts w:ascii="Inter" w:eastAsia="Inter" w:hAnsi="Inter" w:cs="Inter"/>
+          <w:iCs/>
+          <w:lang w:val="fr-FR"/>
+        </w:rPr>
+      </w:pPr>
+    </w:p>
+    <w:p>
+      <w:pPr>
+        <w:rPr>
+          <w:rFonts w:ascii="Inter" w:eastAsia="Inter" w:hAnsi="Inter" w:cs="Inter"/>
+          <w:iCs/>
+          <w:lang w:val="fr-FR"/>
+        </w:rPr>
+      </w:pPr>
+      <w:r>
+        <w:rPr>
+          <w:rFonts w:ascii="Inter" w:eastAsia="Inter" w:hAnsi="Inter" w:cs="Inter"/>
+          <w:iCs/>
+          <w:lang w:val="fr-FR"/>
+        </w:rPr>
+        <w:t>En ce qui concerne notre implémentation, les mêmes remarques sont bien sûr valables, mais le problème principal reste la qualité du jeu de données :</w:t>
+      </w:r>
+    </w:p>
+    <w:p>
+      <w:pPr>
+        <w:pStyle w:val="Paragraphedeliste"/>
+        <w:numPr>
+          <w:ilvl w:val="0"/>
+          <w:numId w:val="5"/>
+        </w:numPr>
+        <w:rPr>
+          <w:rFonts w:ascii="Inter" w:eastAsia="Inter" w:hAnsi="Inter" w:cs="Inter"/>
+          <w:iCs/>
+          <w:lang w:val="fr-FR"/>
+        </w:rPr>
+      </w:pPr>
+      <w:r>
+        <w:rPr>
+          <w:rFonts w:ascii="Inter" w:eastAsia="Inter" w:hAnsi="Inter" w:cs="Inter"/>
+          <w:iCs/>
+          <w:lang w:val="fr-FR"/>
+        </w:rPr>
+        <w:t>Trop peu de données</w:t>
+      </w:r>
+    </w:p>
+    <w:p>
+      <w:pPr>
+        <w:pStyle w:val="Paragraphedeliste"/>
+        <w:numPr>
+          <w:ilvl w:val="0"/>
+          <w:numId w:val="5"/>
+        </w:numPr>
+        <w:rPr>
+          <w:rFonts w:ascii="Inter" w:eastAsia="Inter" w:hAnsi="Inter" w:cs="Inter"/>
+          <w:iCs/>
+          <w:lang w:val="fr-FR"/>
+        </w:rPr>
+      </w:pPr>
+      <w:r>
+        <w:rPr>
+          <w:rFonts w:ascii="Inter" w:eastAsia="Inter" w:hAnsi="Inter" w:cs="Inter"/>
+          <w:iCs/>
+          <w:lang w:val="fr-FR"/>
+        </w:rPr>
+        <w:t>Documents bien trop courts pour que cette technique est un intérêt</w:t>
+      </w:r>
+    </w:p>
+    <w:p>
+      <w:pPr>
+        <w:pStyle w:val="Paragraphedeliste"/>
+        <w:numPr>
+          <w:ilvl w:val="0"/>
+          <w:numId w:val="5"/>
+        </w:numPr>
+        <w:rPr>
+          <w:rFonts w:ascii="Inter" w:eastAsia="Inter" w:hAnsi="Inter" w:cs="Inter"/>
+          <w:iCs/>
+          <w:lang w:val="fr-FR"/>
+        </w:rPr>
+      </w:pPr>
+      <w:r>
+        <w:rPr>
+          <w:rFonts w:ascii="Inter" w:eastAsia="Inter" w:hAnsi="Inter" w:cs="Inter"/>
+          <w:iCs/>
+          <w:lang w:val="fr-FR"/>
+        </w:rPr>
+        <w:t xml:space="preserve">Pipeline/tâche de classification différente : ne fait certainement pas baisser les performances brutes mais améliore le temps de </w:t>
+      </w:r>
+      <w:proofErr w:type="spellStart"/>
+      <w:r>
+        <w:rPr>
+          <w:rFonts w:ascii="Inter" w:eastAsia="Inter" w:hAnsi="Inter" w:cs="Inter"/>
+          <w:iCs/>
+          <w:lang w:val="fr-FR"/>
+        </w:rPr>
+        <w:t>traîtement</w:t>
+      </w:r>
+      <w:proofErr w:type="spellEnd"/>
+      <w:r>
+        <w:rPr>
+          <w:rFonts w:ascii="Inter" w:eastAsia="Inter" w:hAnsi="Inter" w:cs="Inter"/>
+          <w:iCs/>
+          <w:lang w:val="fr-FR"/>
+        </w:rPr>
+        <w:t>.</w:t>
+      </w:r>
+    </w:p>
+    <w:p>
+      <w:pPr>
+        <w:rPr>
+          <w:rFonts w:ascii="Inter" w:eastAsia="Inter" w:hAnsi="Inter" w:cs="Inter"/>
+          <w:iCs/>
+          <w:lang w:val="fr-FR"/>
+        </w:rPr>
+      </w:pPr>
+      <w:r>
+        <w:rPr>
+          <w:rFonts w:ascii="Inter" w:eastAsia="Inter" w:hAnsi="Inter" w:cs="Inter"/>
+          <w:iCs/>
+          <w:lang w:val="fr-FR"/>
+        </w:rPr>
+        <w:t>Il serait donc intéressant de pouvoir implémenter cette technique avec un jeu de données conséquent et adapté afin de pouvoir tester les améliorations suggérés.</w:t>
       </w:r>
     </w:p>
     <w:sectPr>
-      <w:headerReference w:type="default" r:id="rId11"/>
+      <w:headerReference w:type="default" r:id="rId14"/>
       <w:pgSz w:w="11909" w:h="16834"/>
       <w:pgMar w:top="1440" w:right="1440" w:bottom="1440" w:left="1440" w:header="720" w:footer="720" w:gutter="0"/>
       <w:pgNumType w:start="1"/>
@@ -2687,6 +2872,95 @@
     </w:lvl>
   </w:abstractNum>
   <w:abstractNum w:abstractNumId="3" w15:restartNumberingAfterBreak="0">
+    <w:nsid w:val="5E937FE0"/>
+    <w:multiLevelType w:val="hybridMultilevel"/>
+    <w:tmpl w:val="A72A6048"/>
+    <w:lvl w:ilvl="0" w:tplc="040C0011">
+      <w:start w:val="1"/>
+      <w:numFmt w:val="decimal"/>
+      <w:lvlText w:val="%1)"/>
+      <w:lvlJc w:val="left"/>
+      <w:pPr>
+        <w:ind w:left="720" w:hanging="360"/>
+      </w:pPr>
+      <w:rPr>
+        <w:rFonts w:hint="default"/>
+      </w:rPr>
+    </w:lvl>
+    <w:lvl w:ilvl="1" w:tplc="040C0019" w:tentative="1">
+      <w:start w:val="1"/>
+      <w:numFmt w:val="lowerLetter"/>
+      <w:lvlText w:val="%2."/>
+      <w:lvlJc w:val="left"/>
+      <w:pPr>
+        <w:ind w:left="1440" w:hanging="360"/>
+      </w:pPr>
+    </w:lvl>
+    <w:lvl w:ilvl="2" w:tplc="040C001B" w:tentative="1">
+      <w:start w:val="1"/>
+      <w:numFmt w:val="lowerRoman"/>
+      <w:lvlText w:val="%3."/>
+      <w:lvlJc w:val="right"/>
+      <w:pPr>
+        <w:ind w:left="2160" w:hanging="180"/>
+      </w:pPr>
+    </w:lvl>
+    <w:lvl w:ilvl="3" w:tplc="040C000F" w:tentative="1">
+      <w:start w:val="1"/>
+      <w:numFmt w:val="decimal"/>
+      <w:lvlText w:val="%4."/>
+      <w:lvlJc w:val="left"/>
+      <w:pPr>
+        <w:ind w:left="2880" w:hanging="360"/>
+      </w:pPr>
+    </w:lvl>
+    <w:lvl w:ilvl="4" w:tplc="040C0019" w:tentative="1">
+      <w:start w:val="1"/>
+      <w:numFmt w:val="lowerLetter"/>
+      <w:lvlText w:val="%5."/>
+      <w:lvlJc w:val="left"/>
+      <w:pPr>
+        <w:ind w:left="3600" w:hanging="360"/>
+      </w:pPr>
+    </w:lvl>
+    <w:lvl w:ilvl="5" w:tplc="040C001B" w:tentative="1">
+      <w:start w:val="1"/>
+      <w:numFmt w:val="lowerRoman"/>
+      <w:lvlText w:val="%6."/>
+      <w:lvlJc w:val="right"/>
+      <w:pPr>
+        <w:ind w:left="4320" w:hanging="180"/>
+      </w:pPr>
+    </w:lvl>
+    <w:lvl w:ilvl="6" w:tplc="040C000F" w:tentative="1">
+      <w:start w:val="1"/>
+      <w:numFmt w:val="decimal"/>
+      <w:lvlText w:val="%7."/>
+      <w:lvlJc w:val="left"/>
+      <w:pPr>
+        <w:ind w:left="5040" w:hanging="360"/>
+      </w:pPr>
+    </w:lvl>
+    <w:lvl w:ilvl="7" w:tplc="040C0019" w:tentative="1">
+      <w:start w:val="1"/>
+      <w:numFmt w:val="lowerLetter"/>
+      <w:lvlText w:val="%8."/>
+      <w:lvlJc w:val="left"/>
+      <w:pPr>
+        <w:ind w:left="5760" w:hanging="360"/>
+      </w:pPr>
+    </w:lvl>
+    <w:lvl w:ilvl="8" w:tplc="040C001B" w:tentative="1">
+      <w:start w:val="1"/>
+      <w:numFmt w:val="lowerRoman"/>
+      <w:lvlText w:val="%9."/>
+      <w:lvlJc w:val="right"/>
+      <w:pPr>
+        <w:ind w:left="6480" w:hanging="180"/>
+      </w:pPr>
+    </w:lvl>
+  </w:abstractNum>
+  <w:abstractNum w:abstractNumId="4" w15:restartNumberingAfterBreak="0">
     <w:nsid w:val="7C9D61B0"/>
     <w:multiLevelType w:val="hybridMultilevel"/>
     <w:tmpl w:val="02108DA8"/>
@@ -2805,10 +3079,13 @@
     <w:abstractNumId w:val="2"/>
   </w:num>
   <w:num w:numId="3" w16cid:durableId="476260287">
-    <w:abstractNumId w:val="3"/>
+    <w:abstractNumId w:val="4"/>
   </w:num>
   <w:num w:numId="4" w16cid:durableId="642348573">
     <w:abstractNumId w:val="0"/>
+  </w:num>
+  <w:num w:numId="5" w16cid:durableId="2035879174">
+    <w:abstractNumId w:val="3"/>
   </w:num>
 </w:numbering>
 </file>
@@ -3327,6 +3604,7 @@
   <w:style w:type="character" w:default="1" w:styleId="Policepardfaut">
     <w:name w:val="Default Paragraph Font"/>
     <w:uiPriority w:val="1"/>
+    <w:semiHidden/>
     <w:unhideWhenUsed/>
   </w:style>
   <w:style w:type="table" w:default="1" w:styleId="TableauNormal">

--- a/Note_Methodo.docx
+++ b/Note_Methodo.docx
@@ -332,7 +332,25 @@
           <w:iCs/>
           <w:lang w:val="fr-FR"/>
         </w:rPr>
-        <w:t xml:space="preserve">(dans l’application de cet article: déterminer si un document est pertinent pour une requête, </w:t>
+        <w:t xml:space="preserve">(dans l’application de cet </w:t>
+      </w:r>
+      <w:proofErr w:type="gramStart"/>
+      <w:r>
+        <w:rPr>
+          <w:rFonts w:ascii="Inter" w:eastAsia="Inter" w:hAnsi="Inter" w:cs="Inter"/>
+          <w:iCs/>
+          <w:lang w:val="fr-FR"/>
+        </w:rPr>
+        <w:t>article:</w:t>
+      </w:r>
+      <w:proofErr w:type="gramEnd"/>
+      <w:r>
+        <w:rPr>
+          <w:rFonts w:ascii="Inter" w:eastAsia="Inter" w:hAnsi="Inter" w:cs="Inter"/>
+          <w:iCs/>
+          <w:lang w:val="fr-FR"/>
+        </w:rPr>
+        <w:t xml:space="preserve"> déterminer si un document est pertinent pour une requête, </w:t>
       </w:r>
       <w:r>
         <w:rPr>
@@ -553,7 +571,25 @@
           <w:lang w:val="fr-FR"/>
         </w:rPr>
         <w:lastRenderedPageBreak/>
-        <w:t>(vecteurs de même dimensions grâce à la réduction de dimension effectuée) sont ensuite sommés de manière pondérés : un poids de 0,9 pour SBERT et 0,1 pour TF-IDF.</w:t>
+        <w:t xml:space="preserve">(vecteurs de même dimensions grâce à la réduction de dimension effectuée) sont ensuite sommés de </w:t>
+      </w:r>
+      <w:proofErr w:type="gramStart"/>
+      <w:r>
+        <w:rPr>
+          <w:rFonts w:ascii="Inter" w:eastAsia="Inter" w:hAnsi="Inter" w:cs="Inter"/>
+          <w:iCs/>
+          <w:lang w:val="fr-FR"/>
+        </w:rPr>
+        <w:t>manière pondérés</w:t>
+      </w:r>
+      <w:proofErr w:type="gramEnd"/>
+      <w:r>
+        <w:rPr>
+          <w:rFonts w:ascii="Inter" w:eastAsia="Inter" w:hAnsi="Inter" w:cs="Inter"/>
+          <w:iCs/>
+          <w:lang w:val="fr-FR"/>
+        </w:rPr>
+        <w:t> : un poids de 0,9 pour SBERT et 0,1 pour TF-IDF.</w:t>
       </w:r>
     </w:p>
     <w:p>
@@ -608,13 +644,23 @@
           <w:lang w:val="fr-FR"/>
         </w:rPr>
       </w:pPr>
-      <w:r>
-        <w:rPr>
-          <w:rFonts w:ascii="Inter" w:eastAsia="Inter" w:hAnsi="Inter" w:cs="Inter"/>
-          <w:iCs/>
-          <w:lang w:val="fr-FR"/>
-        </w:rPr>
-        <w:t xml:space="preserve">une couche dense de 256 neurones, avec activation </w:t>
+      <w:proofErr w:type="gramStart"/>
+      <w:r>
+        <w:rPr>
+          <w:rFonts w:ascii="Inter" w:eastAsia="Inter" w:hAnsi="Inter" w:cs="Inter"/>
+          <w:iCs/>
+          <w:lang w:val="fr-FR"/>
+        </w:rPr>
+        <w:t>une</w:t>
+      </w:r>
+      <w:proofErr w:type="gramEnd"/>
+      <w:r>
+        <w:rPr>
+          <w:rFonts w:ascii="Inter" w:eastAsia="Inter" w:hAnsi="Inter" w:cs="Inter"/>
+          <w:iCs/>
+          <w:lang w:val="fr-FR"/>
+        </w:rPr>
+        <w:t xml:space="preserve"> couche dense de 256 neurones, avec activation </w:t>
       </w:r>
       <w:proofErr w:type="spellStart"/>
       <w:r>
@@ -642,13 +688,23 @@
           <w:lang w:val="fr-FR"/>
         </w:rPr>
       </w:pPr>
-      <w:r>
-        <w:rPr>
-          <w:rFonts w:ascii="Inter" w:eastAsia="Inter" w:hAnsi="Inter" w:cs="Inter"/>
-          <w:iCs/>
-          <w:lang w:val="fr-FR"/>
-        </w:rPr>
-        <w:t>une couche de dropout à 30 %, destinée à limiter le surapprentissage</w:t>
+      <w:proofErr w:type="gramStart"/>
+      <w:r>
+        <w:rPr>
+          <w:rFonts w:ascii="Inter" w:eastAsia="Inter" w:hAnsi="Inter" w:cs="Inter"/>
+          <w:iCs/>
+          <w:lang w:val="fr-FR"/>
+        </w:rPr>
+        <w:t>une</w:t>
+      </w:r>
+      <w:proofErr w:type="gramEnd"/>
+      <w:r>
+        <w:rPr>
+          <w:rFonts w:ascii="Inter" w:eastAsia="Inter" w:hAnsi="Inter" w:cs="Inter"/>
+          <w:iCs/>
+          <w:lang w:val="fr-FR"/>
+        </w:rPr>
+        <w:t xml:space="preserve"> couche de dropout à 30 %, destinée à limiter le surapprentissage</w:t>
       </w:r>
     </w:p>
     <w:p>
@@ -666,13 +722,23 @@
           <w:lang w:val="fr-FR"/>
         </w:rPr>
       </w:pPr>
-      <w:r>
-        <w:rPr>
-          <w:rFonts w:ascii="Inter" w:eastAsia="Inter" w:hAnsi="Inter" w:cs="Inter"/>
-          <w:iCs/>
-          <w:lang w:val="fr-FR"/>
-        </w:rPr>
-        <w:t xml:space="preserve">une couche dense de 64 neurones, avec activation </w:t>
+      <w:proofErr w:type="gramStart"/>
+      <w:r>
+        <w:rPr>
+          <w:rFonts w:ascii="Inter" w:eastAsia="Inter" w:hAnsi="Inter" w:cs="Inter"/>
+          <w:iCs/>
+          <w:lang w:val="fr-FR"/>
+        </w:rPr>
+        <w:t>une</w:t>
+      </w:r>
+      <w:proofErr w:type="gramEnd"/>
+      <w:r>
+        <w:rPr>
+          <w:rFonts w:ascii="Inter" w:eastAsia="Inter" w:hAnsi="Inter" w:cs="Inter"/>
+          <w:iCs/>
+          <w:lang w:val="fr-FR"/>
+        </w:rPr>
+        <w:t xml:space="preserve"> couche dense de 64 neurones, avec activation </w:t>
       </w:r>
       <w:proofErr w:type="spellStart"/>
       <w:r>
@@ -700,13 +766,23 @@
           <w:lang w:val="fr-FR"/>
         </w:rPr>
       </w:pPr>
-      <w:r>
-        <w:rPr>
-          <w:rFonts w:ascii="Inter" w:eastAsia="Inter" w:hAnsi="Inter" w:cs="Inter"/>
-          <w:iCs/>
-          <w:lang w:val="fr-FR"/>
-        </w:rPr>
-        <w:t>une couche de sortie à un neurone, avec activation sigmoïde</w:t>
+      <w:proofErr w:type="gramStart"/>
+      <w:r>
+        <w:rPr>
+          <w:rFonts w:ascii="Inter" w:eastAsia="Inter" w:hAnsi="Inter" w:cs="Inter"/>
+          <w:iCs/>
+          <w:lang w:val="fr-FR"/>
+        </w:rPr>
+        <w:t>une</w:t>
+      </w:r>
+      <w:proofErr w:type="gramEnd"/>
+      <w:r>
+        <w:rPr>
+          <w:rFonts w:ascii="Inter" w:eastAsia="Inter" w:hAnsi="Inter" w:cs="Inter"/>
+          <w:iCs/>
+          <w:lang w:val="fr-FR"/>
+        </w:rPr>
+        <w:t xml:space="preserve"> couche de sortie à un neurone, avec activation sigmoïde</w:t>
       </w:r>
       <w:r>
         <w:rPr>
@@ -727,13 +803,23 @@
           <w:lang w:val="fr-FR"/>
         </w:rPr>
       </w:pPr>
-      <w:r>
-        <w:rPr>
-          <w:rFonts w:ascii="Inter" w:eastAsia="Inter" w:hAnsi="Inter" w:cs="Inter"/>
-          <w:iCs/>
-          <w:lang w:val="fr-FR"/>
-        </w:rPr>
-        <w:t>qui joue donc le rôle de classificateur binaire.</w:t>
+      <w:proofErr w:type="gramStart"/>
+      <w:r>
+        <w:rPr>
+          <w:rFonts w:ascii="Inter" w:eastAsia="Inter" w:hAnsi="Inter" w:cs="Inter"/>
+          <w:iCs/>
+          <w:lang w:val="fr-FR"/>
+        </w:rPr>
+        <w:t>qui</w:t>
+      </w:r>
+      <w:proofErr w:type="gramEnd"/>
+      <w:r>
+        <w:rPr>
+          <w:rFonts w:ascii="Inter" w:eastAsia="Inter" w:hAnsi="Inter" w:cs="Inter"/>
+          <w:iCs/>
+          <w:lang w:val="fr-FR"/>
+        </w:rPr>
+        <w:t xml:space="preserve"> joue donc le rôle de classificateur binaire.</w:t>
       </w:r>
     </w:p>
     <w:p>
@@ -771,8 +857,17 @@
           <w:rFonts w:ascii="Inter" w:eastAsia="Inter" w:hAnsi="Inter" w:cs="Inter"/>
           <w:iCs/>
         </w:rPr>
-        <w:t>Contrairement à ce qui est fait dans l’article, et parce que le nature de notre jeu de données est un peu différente</w:t>
-      </w:r>
+        <w:t xml:space="preserve">Contrairement à ce qui est fait dans l’article, et parce que le nature de notre jeu de données est un peu </w:t>
+      </w:r>
+      <w:proofErr w:type="gramStart"/>
+      <w:r>
+        <w:rPr>
+          <w:rFonts w:ascii="Inter" w:eastAsia="Inter" w:hAnsi="Inter" w:cs="Inter"/>
+          <w:iCs/>
+        </w:rPr>
+        <w:t>différente</w:t>
+      </w:r>
+      <w:proofErr w:type="gramEnd"/>
       <w:r>
         <w:rPr>
           <w:rFonts w:ascii="Inter" w:eastAsia="Inter" w:hAnsi="Inter" w:cs="Inter"/>
@@ -898,12 +993,21 @@
           <w:iCs/>
         </w:rPr>
       </w:pPr>
-      <w:r>
-        <w:rPr>
-          <w:rFonts w:ascii="Inter" w:eastAsia="Inter" w:hAnsi="Inter" w:cs="Inter"/>
-          <w:iCs/>
-        </w:rPr>
-        <w:t>concaténation des noms et descriptions produit</w:t>
+      <w:proofErr w:type="gramStart"/>
+      <w:r>
+        <w:rPr>
+          <w:rFonts w:ascii="Inter" w:eastAsia="Inter" w:hAnsi="Inter" w:cs="Inter"/>
+          <w:iCs/>
+        </w:rPr>
+        <w:t>concaténation</w:t>
+      </w:r>
+      <w:proofErr w:type="gramEnd"/>
+      <w:r>
+        <w:rPr>
+          <w:rFonts w:ascii="Inter" w:eastAsia="Inter" w:hAnsi="Inter" w:cs="Inter"/>
+          <w:iCs/>
+        </w:rPr>
+        <w:t xml:space="preserve"> des noms et descriptions produit</w:t>
       </w:r>
       <w:r>
         <w:rPr>
@@ -934,12 +1038,21 @@
           <w:iCs/>
         </w:rPr>
       </w:pPr>
-      <w:r>
-        <w:rPr>
-          <w:rFonts w:ascii="Inter" w:eastAsia="Inter" w:hAnsi="Inter" w:cs="Inter"/>
-          <w:iCs/>
-        </w:rPr>
-        <w:t>mise en minuscule et suppression de la ponctuation dans les descriptions.</w:t>
+      <w:proofErr w:type="gramStart"/>
+      <w:r>
+        <w:rPr>
+          <w:rFonts w:ascii="Inter" w:eastAsia="Inter" w:hAnsi="Inter" w:cs="Inter"/>
+          <w:iCs/>
+        </w:rPr>
+        <w:t>mise</w:t>
+      </w:r>
+      <w:proofErr w:type="gramEnd"/>
+      <w:r>
+        <w:rPr>
+          <w:rFonts w:ascii="Inter" w:eastAsia="Inter" w:hAnsi="Inter" w:cs="Inter"/>
+          <w:iCs/>
+        </w:rPr>
+        <w:t xml:space="preserve"> en minuscule et suppression de la ponctuation dans les descriptions.</w:t>
       </w:r>
     </w:p>
     <w:p>
@@ -1219,7 +1332,43 @@
           <w:iCs/>
           <w:lang w:val="fr-FR"/>
         </w:rPr>
-        <w:t xml:space="preserve"> (=#{classification correcte}/#{classification}).</w:t>
+        <w:t xml:space="preserve"> (=</w:t>
+      </w:r>
+      <w:proofErr w:type="gramStart"/>
+      <w:r>
+        <w:rPr>
+          <w:rFonts w:ascii="Inter" w:eastAsia="Inter" w:hAnsi="Inter" w:cs="Inter"/>
+          <w:iCs/>
+          <w:lang w:val="fr-FR"/>
+        </w:rPr>
+        <w:t>#{</w:t>
+      </w:r>
+      <w:proofErr w:type="gramEnd"/>
+      <w:r>
+        <w:rPr>
+          <w:rFonts w:ascii="Inter" w:eastAsia="Inter" w:hAnsi="Inter" w:cs="Inter"/>
+          <w:iCs/>
+          <w:lang w:val="fr-FR"/>
+        </w:rPr>
+        <w:t xml:space="preserve">classification </w:t>
+      </w:r>
+      <w:proofErr w:type="gramStart"/>
+      <w:r>
+        <w:rPr>
+          <w:rFonts w:ascii="Inter" w:eastAsia="Inter" w:hAnsi="Inter" w:cs="Inter"/>
+          <w:iCs/>
+          <w:lang w:val="fr-FR"/>
+        </w:rPr>
+        <w:t>correcte}/</w:t>
+      </w:r>
+      <w:proofErr w:type="gramEnd"/>
+      <w:r>
+        <w:rPr>
+          <w:rFonts w:ascii="Inter" w:eastAsia="Inter" w:hAnsi="Inter" w:cs="Inter"/>
+          <w:iCs/>
+          <w:lang w:val="fr-FR"/>
+        </w:rPr>
+        <w:t>#{classification}).</w:t>
       </w:r>
     </w:p>
     <w:p>
@@ -1378,14 +1527,7 @@
           <w:rFonts w:ascii="Inter" w:eastAsia="Inter" w:hAnsi="Inter" w:cs="Inter"/>
           <w:iCs/>
         </w:rPr>
-        <w:t>c</w:t>
-      </w:r>
-      <w:r>
-        <w:rPr>
-          <w:rFonts w:ascii="Inter" w:eastAsia="Inter" w:hAnsi="Inter" w:cs="Inter"/>
-          <w:iCs/>
-        </w:rPr>
-        <w:t>f</w:t>
+        <w:t>cf</w:t>
       </w:r>
       <w:proofErr w:type="spellEnd"/>
       <w:r>
@@ -1393,14 +1535,7 @@
           <w:rFonts w:ascii="Inter" w:eastAsia="Inter" w:hAnsi="Inter" w:cs="Inter"/>
           <w:iCs/>
         </w:rPr>
-        <w:t xml:space="preserve"> paragraphes suivants pour d’autres comparaisons</w:t>
-      </w:r>
-      <w:r>
-        <w:rPr>
-          <w:rFonts w:ascii="Inter" w:eastAsia="Inter" w:hAnsi="Inter" w:cs="Inter"/>
-          <w:iCs/>
-        </w:rPr>
-        <w:t>.</w:t>
+        <w:t xml:space="preserve"> paragraphes suivants pour d’autres comparaisons.</w:t>
       </w:r>
     </w:p>
     <w:p>
@@ -1591,7 +1726,7 @@
           <w:noProof/>
         </w:rPr>
         <w:drawing>
-          <wp:anchor distT="0" distB="0" distL="114300" distR="114300" simplePos="0" relativeHeight="251666432" behindDoc="0" locked="0" layoutInCell="1" allowOverlap="1" wp14:anchorId="273D99FA" wp14:editId="4925A5C9">
+          <wp:anchor distT="0" distB="0" distL="114300" distR="114300" simplePos="0" relativeHeight="251666432" behindDoc="0" locked="0" layoutInCell="1" allowOverlap="1" wp14:anchorId="273D99FA" wp14:editId="13C97B06">
             <wp:simplePos x="0" y="0"/>
             <wp:positionH relativeFrom="margin">
               <wp:align>center</wp:align>
@@ -1745,16 +1880,16 @@
         <w:spacing w:before="240" w:after="240"/>
         <w:rPr>
           <w:rFonts w:ascii="Inter" w:eastAsia="Inter" w:hAnsi="Inter" w:cs="Inter"/>
-          <w:i/>
-          <w:color w:val="B7B7B7"/>
-        </w:rPr>
-      </w:pPr>
-      <w:r>
-        <w:rPr>
-          <w:rFonts w:ascii="Inter" w:eastAsia="Inter" w:hAnsi="Inter" w:cs="Inter"/>
-          <w:i/>
+          <w:iCs/>
+          <w:color w:val="000000" w:themeColor="text1"/>
+        </w:rPr>
+      </w:pPr>
+      <w:r>
+        <w:rPr>
+          <w:rFonts w:ascii="Inter" w:eastAsia="Inter" w:hAnsi="Inter" w:cs="Inter"/>
+          <w:iCs/>
           <w:noProof/>
-          <w:color w:val="B7B7B7"/>
+          <w:color w:val="000000" w:themeColor="text1"/>
         </w:rPr>
         <w:lastRenderedPageBreak/>
         <w:drawing>
@@ -1823,8 +1958,8 @@
       <w:r>
         <w:rPr>
           <w:rFonts w:ascii="Inter" w:eastAsia="Inter" w:hAnsi="Inter" w:cs="Inter"/>
-          <w:i/>
-          <w:color w:val="B7B7B7"/>
+          <w:iCs/>
+          <w:color w:val="000000" w:themeColor="text1"/>
         </w:rPr>
         <w:t xml:space="preserve">SBERT seul suivi d’un classificateur SVM permet d’obtenir une </w:t>
       </w:r>
@@ -1832,8 +1967,8 @@
       <w:r>
         <w:rPr>
           <w:rFonts w:ascii="Inter" w:eastAsia="Inter" w:hAnsi="Inter" w:cs="Inter"/>
-          <w:i/>
-          <w:color w:val="B7B7B7"/>
+          <w:iCs/>
+          <w:color w:val="000000" w:themeColor="text1"/>
         </w:rPr>
         <w:t>accuracy</w:t>
       </w:r>
@@ -1841,24 +1976,24 @@
       <w:r>
         <w:rPr>
           <w:rFonts w:ascii="Inter" w:eastAsia="Inter" w:hAnsi="Inter" w:cs="Inter"/>
-          <w:i/>
-          <w:color w:val="B7B7B7"/>
+          <w:iCs/>
+          <w:color w:val="000000" w:themeColor="text1"/>
         </w:rPr>
         <w:t xml:space="preserve"> de 0,9</w:t>
       </w:r>
       <w:r>
         <w:rPr>
           <w:rFonts w:ascii="Inter" w:eastAsia="Inter" w:hAnsi="Inter" w:cs="Inter"/>
-          <w:i/>
-          <w:color w:val="B7B7B7"/>
+          <w:iCs/>
+          <w:color w:val="000000" w:themeColor="text1"/>
         </w:rPr>
         <w:t>27</w:t>
       </w:r>
       <w:r>
         <w:rPr>
           <w:rFonts w:ascii="Inter" w:eastAsia="Inter" w:hAnsi="Inter" w:cs="Inter"/>
-          <w:i/>
-          <w:color w:val="B7B7B7"/>
+          <w:iCs/>
+          <w:color w:val="000000" w:themeColor="text1"/>
         </w:rPr>
         <w:t>.</w:t>
       </w:r>
@@ -2196,6 +2331,7 @@
           <w:lang w:val="fr-FR"/>
         </w:rPr>
       </w:pPr>
+      <w:proofErr w:type="gramStart"/>
       <w:r>
         <w:rPr>
           <w:rFonts w:ascii="Inter" w:eastAsia="Inter" w:hAnsi="Inter" w:cs="Inter"/>
@@ -2203,7 +2339,16 @@
           <w:lang w:val="fr-FR"/>
         </w:rPr>
         <w:lastRenderedPageBreak/>
-        <w:t>l’évaluation repose principalement sur l’exactitude, qui mesure la proportion de couples correctement classés. Cette métrique est insuffisante pour évaluer un système de recherche d’information, car elle ne renseigne pas directement sur la qualité du classement des documents.</w:t>
+        <w:t>l’évaluation</w:t>
+      </w:r>
+      <w:proofErr w:type="gramEnd"/>
+      <w:r>
+        <w:rPr>
+          <w:rFonts w:ascii="Inter" w:eastAsia="Inter" w:hAnsi="Inter" w:cs="Inter"/>
+          <w:iCs/>
+          <w:lang w:val="fr-FR"/>
+        </w:rPr>
+        <w:t xml:space="preserve"> repose principalement sur l’exactitude, qui mesure la proportion de couples correctement classés. Cette métrique est insuffisante pour évaluer un système de recherche d’information, car elle ne renseigne pas directement sur la qualité du classement des documents.</w:t>
       </w:r>
     </w:p>
     <w:p>
@@ -2242,7 +2387,25 @@
           <w:iCs/>
           <w:lang w:val="fr-FR"/>
         </w:rPr>
-        <w:t>n ce qui concerne la pipeline en elle-même :</w:t>
+        <w:t xml:space="preserve">n ce qui concerne </w:t>
+      </w:r>
+      <w:proofErr w:type="gramStart"/>
+      <w:r>
+        <w:rPr>
+          <w:rFonts w:ascii="Inter" w:eastAsia="Inter" w:hAnsi="Inter" w:cs="Inter"/>
+          <w:iCs/>
+          <w:lang w:val="fr-FR"/>
+        </w:rPr>
+        <w:t>la pipeline</w:t>
+      </w:r>
+      <w:proofErr w:type="gramEnd"/>
+      <w:r>
+        <w:rPr>
+          <w:rFonts w:ascii="Inter" w:eastAsia="Inter" w:hAnsi="Inter" w:cs="Inter"/>
+          <w:iCs/>
+          <w:lang w:val="fr-FR"/>
+        </w:rPr>
+        <w:t xml:space="preserve"> en elle-même :</w:t>
       </w:r>
     </w:p>
     <w:p>
@@ -2444,7 +2607,25 @@
           <w:iCs/>
           <w:lang w:val="fr-FR"/>
         </w:rPr>
-        <w:t>Il serait donc intéressant de pouvoir implémenter cette technique avec un jeu de données conséquent et adapté afin de pouvoir tester les améliorations suggérés.</w:t>
+        <w:t xml:space="preserve">Il serait donc intéressant de pouvoir implémenter cette technique avec un jeu de données conséquent et adapté afin de pouvoir tester </w:t>
+      </w:r>
+      <w:proofErr w:type="gramStart"/>
+      <w:r>
+        <w:rPr>
+          <w:rFonts w:ascii="Inter" w:eastAsia="Inter" w:hAnsi="Inter" w:cs="Inter"/>
+          <w:iCs/>
+          <w:lang w:val="fr-FR"/>
+        </w:rPr>
+        <w:t>les améliorations suggérés</w:t>
+      </w:r>
+      <w:proofErr w:type="gramEnd"/>
+      <w:r>
+        <w:rPr>
+          <w:rFonts w:ascii="Inter" w:eastAsia="Inter" w:hAnsi="Inter" w:cs="Inter"/>
+          <w:iCs/>
+          <w:lang w:val="fr-FR"/>
+        </w:rPr>
+        <w:t>.</w:t>
       </w:r>
     </w:p>
     <w:sectPr>
